--- a/Kim12-2-9-Fonksiyonel-Gruplar.docx
+++ b/Kim12-2-9-Fonksiyonel-Gruplar.docx
@@ -280,31 +280,6 @@
           <w:lang w:val="tr-TR"/>
         </w:rPr>
         <w:t xml:space="preserve">Aşağıdaki kanıt kartlarında günlük hayatta ya da sanayide karşılaşılan bazı organik bileşiklerin molekül ve yarı açık formülleri verilmiştir.</w:t>
-      </w:r>
-    </w:p>
-    <w:p>
-      <w:pPr>
-        <w:jc w:val="center"/>
-        <w:rPr>
-          <w:rFonts w:ascii="Times New Roman" w:hAnsi="Times New Roman" w:cs="Times New Roman"/>
-          <w:lang w:val="tr-TR"/>
-        </w:rPr>
-      </w:pPr>
-      <w:r>
-        <w:rPr>
-          <w:rFonts w:ascii="Times New Roman" w:hAnsi="Times New Roman" w:cs="Times New Roman"/>
-          <w:b/>
-          <w:bCs/>
-          <w:lang w:val="tr-TR"/>
-        </w:rPr>
-        <w:t xml:space="preserve">Tablo A:</w:t>
-      </w:r>
-      <w:r>
-        <w:rPr>
-          <w:rFonts w:ascii="Times New Roman" w:hAnsi="Times New Roman" w:cs="Times New Roman"/>
-          <w:lang w:val="tr-TR"/>
-        </w:rPr>
-        <w:t xml:space="preserve"> Organik bileşiklere ait kanıt kartları</w:t>
       </w:r>
     </w:p>
     <w:tbl>
@@ -4851,7 +4826,7 @@
           <w:bCs/>
           <w:lang w:val="tr-TR"/>
         </w:rPr>
-        <w:t xml:space="preserve">Tablo B:</w:t>
+        <w:t xml:space="preserve">Tablo A:</w:t>
       </w:r>
       <w:r>
         <w:rPr>
@@ -6044,7 +6019,7 @@
           <w:rFonts w:ascii="Times New Roman" w:hAnsi="Times New Roman" w:cs="Times New Roman"/>
           <w:lang w:val="tr-TR"/>
         </w:rPr>
-        <w:t xml:space="preserve">Peki fonksiyonel grup bir bileşiğin özelliklerini ne kadar etkiler? Tablo C’de mol kütleleri birbirine yakın olan farklı sınıflardan bileşiklerin kaynama noktaları verilmiştir. Bu bileşiklerin mol kütleleri yakın olduğu hâlde kaynama noktalarının çok farklı olması, moleküller arası etkileşimlerin fonksiyonel gruba bağlı olarak değiştiği ile açıklanabilir. –OH ve –COOH grubu içeren moleküller arasında hidrojen bağları oluşabildiği için bu bileşiklerin kaynama noktaları yüksektir.</w:t>
+        <w:t xml:space="preserve">Peki fonksiyonel grup bir bileşiğin özelliklerini ne kadar etkiler? Tablo B’de mol kütleleri birbirine yakın olan farklı sınıflardan bileşiklerin kaynama noktaları verilmiştir. Bu bileşiklerin mol kütleleri yakın olduğu hâlde kaynama noktalarının çok farklı olması, moleküller arası etkileşimlerin fonksiyonel gruba bağlı olarak değiştiği ile açıklanabilir. –OH ve –COOH grubu içeren moleküller arasında hidrojen bağları oluşabildiği için bu bileşiklerin kaynama noktaları yüksektir.</w:t>
       </w:r>
     </w:p>
     <w:p>
@@ -6062,7 +6037,7 @@
           <w:bCs/>
           <w:lang w:val="tr-TR"/>
         </w:rPr>
-        <w:t xml:space="preserve">Tablo C:</w:t>
+        <w:t xml:space="preserve">Tablo B:</w:t>
       </w:r>
       <w:r>
         <w:rPr>
@@ -7784,18 +7759,9 @@
       <w:r>
         <w:rPr>
           <w:rFonts w:ascii="Times New Roman" w:hAnsi="Times New Roman" w:cs="Times New Roman"/>
-          <w:b/>
-          <w:bCs/>
-          <w:lang w:val="tr-TR"/>
-        </w:rPr>
-        <w:t xml:space="preserve">Görsel C:</w:t>
-      </w:r>
-      <w:r>
-        <w:rPr>
-          <w:rFonts w:ascii="Times New Roman" w:hAnsi="Times New Roman" w:cs="Times New Roman"/>
-          <w:lang w:val="tr-TR"/>
-        </w:rPr>
-        <w:t xml:space="preserve"> Gül hasadı</w:t>
+          <w:lang w:val="tr-TR"/>
+        </w:rPr>
+        <w:t xml:space="preserve">Gül hasadı</w:t>
       </w:r>
     </w:p>
     <w:p>
@@ -9771,7 +9737,7 @@
           <w:highlight w:val="yellow"/>
           <w:lang w:val="tr-TR"/>
         </w:rPr>
-        <w:t xml:space="preserve">Tablo C’deki kaynama noktaları CRC Handbook değerlerinden yuvarlanarak alınmıştır. Kanıt kartlarındaki kullanım alanları genel kaynaklardan derlenmiştir.</w:t>
+        <w:t xml:space="preserve">Tablo B’deki kaynama noktaları CRC Handbook değerlerinden yuvarlanarak alınmıştır. Kanıt kartlarındaki kullanım alanları genel kaynaklardan derlenmiştir.</w:t>
       </w:r>
     </w:p>
     <w:sectPr>

--- a/Kim12-2-9-Fonksiyonel-Gruplar.docx
+++ b/Kim12-2-9-Fonksiyonel-Gruplar.docx
@@ -72,7 +72,7 @@
                 <w:rFonts w:ascii="Times New Roman" w:hAnsi="Times New Roman" w:cs="Times New Roman"/>
                 <w:lang w:val="tr-TR"/>
               </w:rPr>
-              <w:t xml:space="preserve">GÖRSEL ALANI</w:t>
+              <w:t xml:space="preserve">GÖRSEL ALANI (Shutterstock)</w:t>
             </w:r>
           </w:p>
           <w:p>
@@ -104,23 +104,7 @@
                 <w:rFonts w:ascii="Times New Roman" w:hAnsi="Times New Roman" w:cs="Times New Roman"/>
                 <w:lang w:val="tr-TR"/>
               </w:rPr>
-              <w:t xml:space="preserve">Shutterstock arama: “hand sanitizer nail polish remover vinegar bottle”</w:t>
-            </w:r>
-          </w:p>
-          <w:p>
-            <w:pPr>
-              <w:jc w:val="both"/>
-              <w:rPr>
-                <w:rFonts w:ascii="Times New Roman" w:hAnsi="Times New Roman" w:cs="Times New Roman"/>
-                <w:lang w:val="tr-TR"/>
-              </w:rPr>
-            </w:pPr>
-            <w:r>
-              <w:rPr>
-                <w:rFonts w:ascii="Times New Roman" w:hAnsi="Times New Roman" w:cs="Times New Roman"/>
-                <w:lang w:val="tr-TR"/>
-              </w:rPr>
-              <w:t xml:space="preserve">Shutter ID: ……………</w:t>
+              <w:t xml:space="preserve">Shutter ID: 1461876668 (fotoğraf) — Bottle of acetone nail polish remover in hand</w:t>
             </w:r>
           </w:p>
         </w:tc>
@@ -7685,7 +7669,7 @@
                 <w:rFonts w:ascii="Times New Roman" w:hAnsi="Times New Roman" w:cs="Times New Roman"/>
                 <w:lang w:val="tr-TR"/>
               </w:rPr>
-              <w:t xml:space="preserve">GÖRSEL ALANI</w:t>
+              <w:t xml:space="preserve">GÖRSEL ALANI (Shutterstock)</w:t>
             </w:r>
           </w:p>
           <w:p>
@@ -7717,23 +7701,7 @@
                 <w:rFonts w:ascii="Times New Roman" w:hAnsi="Times New Roman" w:cs="Times New Roman"/>
                 <w:lang w:val="tr-TR"/>
               </w:rPr>
-              <w:t xml:space="preserve">Shutterstock arama: “rose oil harvest pink damask rose field”</w:t>
-            </w:r>
-          </w:p>
-          <w:p>
-            <w:pPr>
-              <w:jc w:val="both"/>
-              <w:rPr>
-                <w:rFonts w:ascii="Times New Roman" w:hAnsi="Times New Roman" w:cs="Times New Roman"/>
-                <w:lang w:val="tr-TR"/>
-              </w:rPr>
-            </w:pPr>
-            <w:r>
-              <w:rPr>
-                <w:rFonts w:ascii="Times New Roman" w:hAnsi="Times New Roman" w:cs="Times New Roman"/>
-                <w:lang w:val="tr-TR"/>
-              </w:rPr>
-              <w:t xml:space="preserve">Shutter ID: ……………</w:t>
+              <w:t xml:space="preserve">Shutter ID: 2561760761 (fotoğraf) — Damask rose harvest, bag with pink roses</w:t>
             </w:r>
           </w:p>
         </w:tc>

--- a/Kim12-2-9-Fonksiyonel-Gruplar.docx
+++ b/Kim12-2-9-Fonksiyonel-Gruplar.docx
@@ -4760,13 +4760,12 @@
           <w:rFonts w:ascii="Times New Roman" w:hAnsi="Times New Roman" w:cs="Times New Roman"/>
           <w:lang w:val="tr-TR"/>
         </w:rPr>
-        <w:t xml:space="preserve">Analiz ve Keşif Atölyesi 2.9.’da kanıt kartlarındaki bileşiklerin hidrokarbonlardan farklı olarak oksijen atomu içerdiğini ve oksijen atomunun karbon zincirine farklı biçimlerde bağlandığını gördünüz. Bu bağlanma biçimlerini ölçüt olarak kullanarak bileşikleri altı gruba ayırdınız. Bir organik bileşiğin karakteristik kimyasal özelliklerini belirleyen atom ya da atom grubuna </w:t>
-      </w:r>
-      <w:r>
-        <w:rPr>
-          <w:rFonts w:ascii="Times New Roman" w:hAnsi="Times New Roman" w:cs="Times New Roman"/>
+        <w:t xml:space="preserve">Analiz ve Keşif Atölyesi 2.9.’da oksijen atomunun karbon zincirine bağlanma biçimini ölçüt olarak kullanıp bileşikleri altı gruba ayırdınız. Bir organik bileşiğin karakteristik kimyasal özelliklerini belirleyen atom ya da atom grubuna </w:t>
+      </w:r>
+      <w:r>
+        <w:rPr>
           <w:b/>
-          <w:bCs/>
+          <w:rFonts w:ascii="Times New Roman" w:hAnsi="Times New Roman" w:cs="Times New Roman"/>
           <w:lang w:val="tr-TR"/>
         </w:rPr>
         <w:t xml:space="preserve">fonksiyonel grup</w:t>
@@ -4780,9 +4779,8 @@
       </w:r>
       <w:r>
         <w:rPr>
-          <w:rFonts w:ascii="Times New Roman" w:hAnsi="Times New Roman" w:cs="Times New Roman"/>
           <w:b/>
-          <w:bCs/>
+          <w:rFonts w:ascii="Times New Roman" w:hAnsi="Times New Roman" w:cs="Times New Roman"/>
           <w:lang w:val="tr-TR"/>
         </w:rPr>
         <w:t xml:space="preserve">R</w:t>
@@ -4942,11 +4940,9 @@
             <w:r>
               <w:rPr>
                 <w:rFonts w:ascii="Times New Roman" w:hAnsi="Times New Roman" w:cs="Times New Roman"/>
-                <w:b/>
-                <w:bCs/>
-                <w:lang w:val="tr-TR"/>
-              </w:rPr>
-              <w:t xml:space="preserve">Kanıt kartlarından örnek</w:t>
+                <w:lang w:val="tr-TR"/>
+              </w:rPr>
+              <w:t xml:space="preserve">Örnek</w:t>
             </w:r>
           </w:p>
         </w:tc>
@@ -5036,7 +5032,52 @@
                 <w:rFonts w:ascii="Times New Roman" w:hAnsi="Times New Roman" w:cs="Times New Roman"/>
                 <w:lang w:val="tr-TR"/>
               </w:rPr>
-              <w:t xml:space="preserve">1, 2, 3</w:t>
+              <w:t xml:space="preserve">CH</w:t>
+            </w:r>
+            <w:r>
+              <w:rPr>
+                <w:rFonts w:ascii="Times New Roman" w:hAnsi="Times New Roman" w:cs="Times New Roman"/>
+                <w:lang w:val="tr-TR"/>
+                <w:vertAlign w:val="subscript"/>
+              </w:rPr>
+              <w:t xml:space="preserve">3</w:t>
+            </w:r>
+            <w:r>
+              <w:rPr>
+                <w:rFonts w:ascii="Times New Roman" w:hAnsi="Times New Roman" w:cs="Times New Roman"/>
+                <w:lang w:val="tr-TR"/>
+              </w:rPr>
+              <w:t xml:space="preserve">–CH</w:t>
+            </w:r>
+            <w:r>
+              <w:rPr>
+                <w:rFonts w:ascii="Times New Roman" w:hAnsi="Times New Roman" w:cs="Times New Roman"/>
+                <w:lang w:val="tr-TR"/>
+                <w:vertAlign w:val="subscript"/>
+              </w:rPr>
+              <w:t xml:space="preserve">2</w:t>
+            </w:r>
+            <w:r>
+              <w:rPr>
+                <w:rFonts w:ascii="Times New Roman" w:hAnsi="Times New Roman" w:cs="Times New Roman"/>
+                <w:lang w:val="tr-TR"/>
+              </w:rPr>
+              <w:t xml:space="preserve">–CH</w:t>
+            </w:r>
+            <w:r>
+              <w:rPr>
+                <w:rFonts w:ascii="Times New Roman" w:hAnsi="Times New Roman" w:cs="Times New Roman"/>
+                <w:lang w:val="tr-TR"/>
+                <w:vertAlign w:val="subscript"/>
+              </w:rPr>
+              <w:t xml:space="preserve">2</w:t>
+            </w:r>
+            <w:r>
+              <w:rPr>
+                <w:rFonts w:ascii="Times New Roman" w:hAnsi="Times New Roman" w:cs="Times New Roman"/>
+                <w:lang w:val="tr-TR"/>
+              </w:rPr>
+              <w:t xml:space="preserve">–OH</w:t>
             </w:r>
           </w:p>
         </w:tc>
@@ -5126,7 +5167,45 @@
                 <w:rFonts w:ascii="Times New Roman" w:hAnsi="Times New Roman" w:cs="Times New Roman"/>
                 <w:lang w:val="tr-TR"/>
               </w:rPr>
-              <w:t xml:space="preserve">4, 5</w:t>
+              <w:t xml:space="preserve">CH</w:t>
+            </w:r>
+            <w:r>
+              <w:rPr>
+                <w:rFonts w:ascii="Times New Roman" w:hAnsi="Times New Roman" w:cs="Times New Roman"/>
+                <w:lang w:val="tr-TR"/>
+                <w:vertAlign w:val="subscript"/>
+              </w:rPr>
+              <w:t xml:space="preserve">3</w:t>
+            </w:r>
+            <w:r>
+              <w:rPr>
+                <w:rFonts w:ascii="Times New Roman" w:hAnsi="Times New Roman" w:cs="Times New Roman"/>
+                <w:lang w:val="tr-TR"/>
+              </w:rPr>
+              <w:t xml:space="preserve">–O–CH</w:t>
+            </w:r>
+            <w:r>
+              <w:rPr>
+                <w:rFonts w:ascii="Times New Roman" w:hAnsi="Times New Roman" w:cs="Times New Roman"/>
+                <w:lang w:val="tr-TR"/>
+                <w:vertAlign w:val="subscript"/>
+              </w:rPr>
+              <w:t xml:space="preserve">2</w:t>
+            </w:r>
+            <w:r>
+              <w:rPr>
+                <w:rFonts w:ascii="Times New Roman" w:hAnsi="Times New Roman" w:cs="Times New Roman"/>
+                <w:lang w:val="tr-TR"/>
+              </w:rPr>
+              <w:t xml:space="preserve">–CH</w:t>
+            </w:r>
+            <w:r>
+              <w:rPr>
+                <w:rFonts w:ascii="Times New Roman" w:hAnsi="Times New Roman" w:cs="Times New Roman"/>
+                <w:lang w:val="tr-TR"/>
+                <w:vertAlign w:val="subscript"/>
+              </w:rPr>
+              <w:t xml:space="preserve">3</w:t>
             </w:r>
           </w:p>
         </w:tc>
@@ -5216,7 +5295,67 @@
                 <w:rFonts w:ascii="Times New Roman" w:hAnsi="Times New Roman" w:cs="Times New Roman"/>
                 <w:lang w:val="tr-TR"/>
               </w:rPr>
-              <w:t xml:space="preserve">6, 7, 8</w:t>
+              <w:t xml:space="preserve">CH</w:t>
+            </w:r>
+            <w:r>
+              <w:rPr>
+                <w:rFonts w:ascii="Times New Roman" w:hAnsi="Times New Roman" w:cs="Times New Roman"/>
+                <w:lang w:val="tr-TR"/>
+                <w:vertAlign w:val="subscript"/>
+              </w:rPr>
+              <w:t xml:space="preserve">3</w:t>
+            </w:r>
+            <w:r>
+              <w:rPr>
+                <w:rFonts w:ascii="Times New Roman" w:hAnsi="Times New Roman" w:cs="Times New Roman"/>
+                <w:lang w:val="tr-TR"/>
+              </w:rPr>
+              <w:t xml:space="preserve">–CH</w:t>
+            </w:r>
+            <w:r>
+              <w:rPr>
+                <w:rFonts w:ascii="Times New Roman" w:hAnsi="Times New Roman" w:cs="Times New Roman"/>
+                <w:lang w:val="tr-TR"/>
+                <w:vertAlign w:val="subscript"/>
+              </w:rPr>
+              <w:t xml:space="preserve">2</w:t>
+            </w:r>
+            <w:r>
+              <w:rPr>
+                <w:rFonts w:ascii="Times New Roman" w:hAnsi="Times New Roman" w:cs="Times New Roman"/>
+                <w:lang w:val="tr-TR"/>
+              </w:rPr>
+              <w:t xml:space="preserve">–CH</w:t>
+            </w:r>
+            <w:r>
+              <w:rPr>
+                <w:rFonts w:ascii="Times New Roman" w:hAnsi="Times New Roman" w:cs="Times New Roman"/>
+                <w:lang w:val="tr-TR"/>
+                <w:vertAlign w:val="subscript"/>
+              </w:rPr>
+              <w:t xml:space="preserve">2</w:t>
+            </w:r>
+            <w:r>
+              <w:rPr>
+                <w:rFonts w:ascii="Times New Roman" w:hAnsi="Times New Roman" w:cs="Times New Roman"/>
+                <w:lang w:val="tr-TR"/>
+              </w:rPr>
+              <w:t xml:space="preserve">–CH</w:t>
+            </w:r>
+            <w:r>
+              <w:rPr>
+                <w:rFonts w:ascii="Times New Roman" w:hAnsi="Times New Roman" w:cs="Times New Roman"/>
+                <w:lang w:val="tr-TR"/>
+                <w:vertAlign w:val="subscript"/>
+              </w:rPr>
+              <w:t xml:space="preserve">2</w:t>
+            </w:r>
+            <w:r>
+              <w:rPr>
+                <w:rFonts w:ascii="Times New Roman" w:hAnsi="Times New Roman" w:cs="Times New Roman"/>
+                <w:lang w:val="tr-TR"/>
+              </w:rPr>
+              <w:t xml:space="preserve">–CHO</w:t>
             </w:r>
           </w:p>
         </w:tc>
@@ -5306,7 +5445,60 @@
                 <w:rFonts w:ascii="Times New Roman" w:hAnsi="Times New Roman" w:cs="Times New Roman"/>
                 <w:lang w:val="tr-TR"/>
               </w:rPr>
-              <w:t xml:space="preserve">9, 10</w:t>
+              <w:t xml:space="preserve">CH</w:t>
+            </w:r>
+            <w:r>
+              <w:rPr>
+                <w:rFonts w:ascii="Times New Roman" w:hAnsi="Times New Roman" w:cs="Times New Roman"/>
+                <w:lang w:val="tr-TR"/>
+                <w:vertAlign w:val="subscript"/>
+              </w:rPr>
+              <w:t xml:space="preserve">3</w:t>
+            </w:r>
+            <w:r>
+              <w:rPr>
+                <w:rFonts w:ascii="Times New Roman" w:hAnsi="Times New Roman" w:cs="Times New Roman"/>
+                <w:lang w:val="tr-TR"/>
+              </w:rPr>
+              <w:t xml:space="preserve">–CO–CH</w:t>
+            </w:r>
+            <w:r>
+              <w:rPr>
+                <w:rFonts w:ascii="Times New Roman" w:hAnsi="Times New Roman" w:cs="Times New Roman"/>
+                <w:lang w:val="tr-TR"/>
+                <w:vertAlign w:val="subscript"/>
+              </w:rPr>
+              <w:t xml:space="preserve">2</w:t>
+            </w:r>
+            <w:r>
+              <w:rPr>
+                <w:rFonts w:ascii="Times New Roman" w:hAnsi="Times New Roman" w:cs="Times New Roman"/>
+                <w:lang w:val="tr-TR"/>
+              </w:rPr>
+              <w:t xml:space="preserve">–CH</w:t>
+            </w:r>
+            <w:r>
+              <w:rPr>
+                <w:rFonts w:ascii="Times New Roman" w:hAnsi="Times New Roman" w:cs="Times New Roman"/>
+                <w:lang w:val="tr-TR"/>
+                <w:vertAlign w:val="subscript"/>
+              </w:rPr>
+              <w:t xml:space="preserve">2</w:t>
+            </w:r>
+            <w:r>
+              <w:rPr>
+                <w:rFonts w:ascii="Times New Roman" w:hAnsi="Times New Roman" w:cs="Times New Roman"/>
+                <w:lang w:val="tr-TR"/>
+              </w:rPr>
+              <w:t xml:space="preserve">–CH</w:t>
+            </w:r>
+            <w:r>
+              <w:rPr>
+                <w:rFonts w:ascii="Times New Roman" w:hAnsi="Times New Roman" w:cs="Times New Roman"/>
+                <w:lang w:val="tr-TR"/>
+                <w:vertAlign w:val="subscript"/>
+              </w:rPr>
+              <w:t xml:space="preserve">3</w:t>
             </w:r>
           </w:p>
         </w:tc>
@@ -5396,7 +5588,52 @@
                 <w:rFonts w:ascii="Times New Roman" w:hAnsi="Times New Roman" w:cs="Times New Roman"/>
                 <w:lang w:val="tr-TR"/>
               </w:rPr>
-              <w:t xml:space="preserve">11, 12, 13</w:t>
+              <w:t xml:space="preserve">CH</w:t>
+            </w:r>
+            <w:r>
+              <w:rPr>
+                <w:rFonts w:ascii="Times New Roman" w:hAnsi="Times New Roman" w:cs="Times New Roman"/>
+                <w:lang w:val="tr-TR"/>
+                <w:vertAlign w:val="subscript"/>
+              </w:rPr>
+              <w:t xml:space="preserve">3</w:t>
+            </w:r>
+            <w:r>
+              <w:rPr>
+                <w:rFonts w:ascii="Times New Roman" w:hAnsi="Times New Roman" w:cs="Times New Roman"/>
+                <w:lang w:val="tr-TR"/>
+              </w:rPr>
+              <w:t xml:space="preserve">–CH</w:t>
+            </w:r>
+            <w:r>
+              <w:rPr>
+                <w:rFonts w:ascii="Times New Roman" w:hAnsi="Times New Roman" w:cs="Times New Roman"/>
+                <w:lang w:val="tr-TR"/>
+                <w:vertAlign w:val="subscript"/>
+              </w:rPr>
+              <w:t xml:space="preserve">2</w:t>
+            </w:r>
+            <w:r>
+              <w:rPr>
+                <w:rFonts w:ascii="Times New Roman" w:hAnsi="Times New Roman" w:cs="Times New Roman"/>
+                <w:lang w:val="tr-TR"/>
+              </w:rPr>
+              <w:t xml:space="preserve">–CH</w:t>
+            </w:r>
+            <w:r>
+              <w:rPr>
+                <w:rFonts w:ascii="Times New Roman" w:hAnsi="Times New Roman" w:cs="Times New Roman"/>
+                <w:lang w:val="tr-TR"/>
+                <w:vertAlign w:val="subscript"/>
+              </w:rPr>
+              <w:t xml:space="preserve">2</w:t>
+            </w:r>
+            <w:r>
+              <w:rPr>
+                <w:rFonts w:ascii="Times New Roman" w:hAnsi="Times New Roman" w:cs="Times New Roman"/>
+                <w:lang w:val="tr-TR"/>
+              </w:rPr>
+              <w:t xml:space="preserve">–COOH</w:t>
             </w:r>
           </w:p>
         </w:tc>
@@ -5486,7 +5723,45 @@
                 <w:rFonts w:ascii="Times New Roman" w:hAnsi="Times New Roman" w:cs="Times New Roman"/>
                 <w:lang w:val="tr-TR"/>
               </w:rPr>
-              <w:t xml:space="preserve">14, 15, 16</w:t>
+              <w:t xml:space="preserve">CH</w:t>
+            </w:r>
+            <w:r>
+              <w:rPr>
+                <w:rFonts w:ascii="Times New Roman" w:hAnsi="Times New Roman" w:cs="Times New Roman"/>
+                <w:lang w:val="tr-TR"/>
+                <w:vertAlign w:val="subscript"/>
+              </w:rPr>
+              <w:t xml:space="preserve">3</w:t>
+            </w:r>
+            <w:r>
+              <w:rPr>
+                <w:rFonts w:ascii="Times New Roman" w:hAnsi="Times New Roman" w:cs="Times New Roman"/>
+                <w:lang w:val="tr-TR"/>
+              </w:rPr>
+              <w:t xml:space="preserve">–CH</w:t>
+            </w:r>
+            <w:r>
+              <w:rPr>
+                <w:rFonts w:ascii="Times New Roman" w:hAnsi="Times New Roman" w:cs="Times New Roman"/>
+                <w:lang w:val="tr-TR"/>
+                <w:vertAlign w:val="subscript"/>
+              </w:rPr>
+              <w:t xml:space="preserve">2</w:t>
+            </w:r>
+            <w:r>
+              <w:rPr>
+                <w:rFonts w:ascii="Times New Roman" w:hAnsi="Times New Roman" w:cs="Times New Roman"/>
+                <w:lang w:val="tr-TR"/>
+              </w:rPr>
+              <w:t xml:space="preserve">–COO–CH</w:t>
+            </w:r>
+            <w:r>
+              <w:rPr>
+                <w:rFonts w:ascii="Times New Roman" w:hAnsi="Times New Roman" w:cs="Times New Roman"/>
+                <w:lang w:val="tr-TR"/>
+                <w:vertAlign w:val="subscript"/>
+              </w:rPr>
+              <w:t xml:space="preserve">3</w:t>
             </w:r>
           </w:p>
         </w:tc>
@@ -5514,7 +5789,7 @@
           <w:rFonts w:ascii="Times New Roman" w:hAnsi="Times New Roman" w:cs="Times New Roman"/>
           <w:lang w:val="tr-TR"/>
         </w:rPr>
-        <w:t xml:space="preserve">Etkinlikte oluşturduğunuz gruplar ve bilimsel karşılıkları aşağıda açıklanmıştır (Görsel B).</w:t>
+        <w:t xml:space="preserve">Bu sınıfların yapısal özellikleri aşağıda açıklanmıştır (Görsel B).</w:t>
       </w:r>
     </w:p>
     <w:p>
@@ -5530,29 +5805,58 @@
           <w:rFonts w:ascii="Times New Roman" w:hAnsi="Times New Roman" w:cs="Times New Roman"/>
           <w:lang w:val="tr-TR"/>
         </w:rPr>
-        <w:t xml:space="preserve">• </w:t>
-      </w:r>
-      <w:r>
-        <w:rPr>
-          <w:rFonts w:ascii="Times New Roman" w:hAnsi="Times New Roman" w:cs="Times New Roman"/>
-          <w:b/>
-          <w:bCs/>
-          <w:lang w:val="tr-TR"/>
-        </w:rPr>
-        <w:t xml:space="preserve">Alkoller:</w:t>
-      </w:r>
-      <w:r>
-        <w:rPr>
-          <w:rFonts w:ascii="Times New Roman" w:hAnsi="Times New Roman" w:cs="Times New Roman"/>
-          <w:lang w:val="tr-TR"/>
-        </w:rPr>
-        <w:t xml:space="preserve"> Kart 1, 2 ve 3’teki bileşiklerde bir –OH grubu, dört tekli bağ yapmış bir karbon atomuna bağlıdır. –OH grubuna hidroksil grubu denir. Alkollerdeki –OH grubu kovalent bağla karbona bağlıdır; bu nedenle alkoller suda NaOH gibi OH</w:t>
-      </w:r>
-      <w:r>
-        <w:rPr>
-          <w:rFonts w:ascii="Times New Roman" w:hAnsi="Times New Roman" w:cs="Times New Roman"/>
+        <w:t xml:space="preserve">• Alkoller: Alkollerde bir –OH grubu, dört tekli bağ yapmış bir karbon atomuna bağlıdır; örneğin propan-1-olde (CH</w:t>
+      </w:r>
+      <w:r>
+        <w:rPr>
+          <w:rFonts w:ascii="Times New Roman" w:hAnsi="Times New Roman" w:cs="Times New Roman"/>
+          <w:lang w:val="tr-TR"/>
+          <w:vertAlign w:val="subscript"/>
+        </w:rPr>
+        <w:t xml:space="preserve">3</w:t>
+      </w:r>
+      <w:r>
+        <w:rPr>
+          <w:rFonts w:ascii="Times New Roman" w:hAnsi="Times New Roman" w:cs="Times New Roman"/>
+          <w:lang w:val="tr-TR"/>
+        </w:rPr>
+        <w:t xml:space="preserve">–CH</w:t>
+      </w:r>
+      <w:r>
+        <w:rPr>
+          <w:rFonts w:ascii="Times New Roman" w:hAnsi="Times New Roman" w:cs="Times New Roman"/>
+          <w:lang w:val="tr-TR"/>
+          <w:vertAlign w:val="subscript"/>
+        </w:rPr>
+        <w:t xml:space="preserve">2</w:t>
+      </w:r>
+      <w:r>
+        <w:rPr>
+          <w:rFonts w:ascii="Times New Roman" w:hAnsi="Times New Roman" w:cs="Times New Roman"/>
+          <w:lang w:val="tr-TR"/>
+        </w:rPr>
+        <w:t xml:space="preserve">–CH</w:t>
+      </w:r>
+      <w:r>
+        <w:rPr>
+          <w:rFonts w:ascii="Times New Roman" w:hAnsi="Times New Roman" w:cs="Times New Roman"/>
+          <w:lang w:val="tr-TR"/>
+          <w:vertAlign w:val="subscript"/>
+        </w:rPr>
+        <w:t xml:space="preserve">2</w:t>
+      </w:r>
+      <w:r>
+        <w:rPr>
+          <w:rFonts w:ascii="Times New Roman" w:hAnsi="Times New Roman" w:cs="Times New Roman"/>
+          <w:lang w:val="tr-TR"/>
+        </w:rPr>
+        <w:t xml:space="preserve">–OH) –OH grubu zincirin ucundaki karbona bağlıdır. –OH grubuna hidroksil grubu denir. Alkollerdeki –OH grubu kovalent bağla karbona bağlıdır; bu nedenle alkoller suda NaOH gibi OH</w:t>
+      </w:r>
+      <w:r>
+        <w:rPr>
+          <w:rFonts w:ascii="Times New Roman" w:hAnsi="Times New Roman" w:cs="Times New Roman"/>
+          <w:lang w:val="tr-TR"/>
           <w:vertAlign w:val="superscript"/>
-          <w:lang w:val="tr-TR"/>
         </w:rPr>
         <w:t xml:space="preserve">−</w:t>
       </w:r>
@@ -5577,23 +5881,52 @@
           <w:rFonts w:ascii="Times New Roman" w:hAnsi="Times New Roman" w:cs="Times New Roman"/>
           <w:lang w:val="tr-TR"/>
         </w:rPr>
-        <w:t xml:space="preserve">• </w:t>
-      </w:r>
-      <w:r>
-        <w:rPr>
-          <w:rFonts w:ascii="Times New Roman" w:hAnsi="Times New Roman" w:cs="Times New Roman"/>
-          <w:b/>
-          <w:bCs/>
-          <w:lang w:val="tr-TR"/>
-        </w:rPr>
-        <w:t xml:space="preserve">Eterler:</w:t>
-      </w:r>
-      <w:r>
-        <w:rPr>
-          <w:rFonts w:ascii="Times New Roman" w:hAnsi="Times New Roman" w:cs="Times New Roman"/>
-          <w:lang w:val="tr-TR"/>
-        </w:rPr>
-        <w:t xml:space="preserve"> Kart 4 ve 5’teki bileşiklerde oksijen atomu iki karbon atomu arasında köprü oluşturur. Oksijene hidrojen atomu bağlı değildir.</w:t>
+        <w:t xml:space="preserve">• Eterler: Eterlerde oksijen atomu iki karbon atomu arasında köprü oluşturur; metoksietanda (CH</w:t>
+      </w:r>
+      <w:r>
+        <w:rPr>
+          <w:rFonts w:ascii="Times New Roman" w:hAnsi="Times New Roman" w:cs="Times New Roman"/>
+          <w:lang w:val="tr-TR"/>
+          <w:vertAlign w:val="subscript"/>
+        </w:rPr>
+        <w:t xml:space="preserve">3</w:t>
+      </w:r>
+      <w:r>
+        <w:rPr>
+          <w:rFonts w:ascii="Times New Roman" w:hAnsi="Times New Roman" w:cs="Times New Roman"/>
+          <w:lang w:val="tr-TR"/>
+        </w:rPr>
+        <w:t xml:space="preserve">–O–CH</w:t>
+      </w:r>
+      <w:r>
+        <w:rPr>
+          <w:rFonts w:ascii="Times New Roman" w:hAnsi="Times New Roman" w:cs="Times New Roman"/>
+          <w:lang w:val="tr-TR"/>
+          <w:vertAlign w:val="subscript"/>
+        </w:rPr>
+        <w:t xml:space="preserve">2</w:t>
+      </w:r>
+      <w:r>
+        <w:rPr>
+          <w:rFonts w:ascii="Times New Roman" w:hAnsi="Times New Roman" w:cs="Times New Roman"/>
+          <w:lang w:val="tr-TR"/>
+        </w:rPr>
+        <w:t xml:space="preserve">–CH</w:t>
+      </w:r>
+      <w:r>
+        <w:rPr>
+          <w:rFonts w:ascii="Times New Roman" w:hAnsi="Times New Roman" w:cs="Times New Roman"/>
+          <w:lang w:val="tr-TR"/>
+          <w:vertAlign w:val="subscript"/>
+        </w:rPr>
+        <w:t xml:space="preserve">3</w:t>
+      </w:r>
+      <w:r>
+        <w:rPr>
+          <w:rFonts w:ascii="Times New Roman" w:hAnsi="Times New Roman" w:cs="Times New Roman"/>
+          <w:lang w:val="tr-TR"/>
+        </w:rPr>
+        <w:t xml:space="preserve">) oksijenin bir yanında metil, diğer yanında etil grubu bulunur. Oksijene hidrojen atomu bağlı değildir.</w:t>
       </w:r>
     </w:p>
     <w:p>
@@ -5609,29 +5942,12 @@
           <w:rFonts w:ascii="Times New Roman" w:hAnsi="Times New Roman" w:cs="Times New Roman"/>
           <w:lang w:val="tr-TR"/>
         </w:rPr>
-        <w:t xml:space="preserve">• </w:t>
-      </w:r>
-      <w:r>
-        <w:rPr>
-          <w:rFonts w:ascii="Times New Roman" w:hAnsi="Times New Roman" w:cs="Times New Roman"/>
+        <w:t xml:space="preserve">• Aldehitler ve ketonlar: Bu bileşiklerde karbon atomu ile oksijen atomu arasında çift bağ bulunur. C=O grubuna </w:t>
+      </w:r>
+      <w:r>
+        <w:rPr>
           <w:b/>
-          <w:bCs/>
-          <w:lang w:val="tr-TR"/>
-        </w:rPr>
-        <w:t xml:space="preserve">Aldehitler ve ketonlar:</w:t>
-      </w:r>
-      <w:r>
-        <w:rPr>
-          <w:rFonts w:ascii="Times New Roman" w:hAnsi="Times New Roman" w:cs="Times New Roman"/>
-          <w:lang w:val="tr-TR"/>
-        </w:rPr>
-        <w:t xml:space="preserve"> Kart 6-10’daki bileşiklerde karbon atomu ile oksijen atomu arasında çift bağ bulunur. C=O grubuna </w:t>
-      </w:r>
-      <w:r>
-        <w:rPr>
-          <w:rFonts w:ascii="Times New Roman" w:hAnsi="Times New Roman" w:cs="Times New Roman"/>
-          <w:b/>
-          <w:bCs/>
+          <w:rFonts w:ascii="Times New Roman" w:hAnsi="Times New Roman" w:cs="Times New Roman"/>
           <w:lang w:val="tr-TR"/>
         </w:rPr>
         <w:t xml:space="preserve">karbonil grubu</w:t>
@@ -5641,7 +5957,7 @@
           <w:rFonts w:ascii="Times New Roman" w:hAnsi="Times New Roman" w:cs="Times New Roman"/>
           <w:lang w:val="tr-TR"/>
         </w:rPr>
-        <w:t xml:space="preserve"> denir. Karbonil karbonu en az bir hidrojen atomuna bağlıysa (zincirin ucundaysa) bileşik aldehittir ve fonksiyonel grubu –CHO şeklinde yazılır. Karbonil karbonu iki karbon atomuna bağlıysa (zincirin içindeyse) bileşik ketondur.</w:t>
+        <w:t xml:space="preserve"> denir. Karbonil karbonu en az bir hidrojen atomuna bağlıysa (zincirin ucundaysa) bileşik aldehittir ve fonksiyonel grubu –CHO şeklinde yazılır. Karbonil karbonu iki karbon atomuna bağlıysa (zincirin içindeyse) bileşik ketondur. Örneğin pentanalde karbonil grubu zincirin ucunda, pentan-2-onda ise zincirin ikinci karbonundadır.</w:t>
       </w:r>
     </w:p>
     <w:p>
@@ -5657,29 +5973,12 @@
           <w:rFonts w:ascii="Times New Roman" w:hAnsi="Times New Roman" w:cs="Times New Roman"/>
           <w:lang w:val="tr-TR"/>
         </w:rPr>
-        <w:t xml:space="preserve">• </w:t>
-      </w:r>
-      <w:r>
-        <w:rPr>
-          <w:rFonts w:ascii="Times New Roman" w:hAnsi="Times New Roman" w:cs="Times New Roman"/>
+        <w:t xml:space="preserve">• Karboksilik asitler: Karboksilik asitlerde aynı karbon atomuna hem çift bağlı bir oksijen hem de –OH grubu bağlıdır. Bu –COOH grubuna </w:t>
+      </w:r>
+      <w:r>
+        <w:rPr>
           <w:b/>
-          <w:bCs/>
-          <w:lang w:val="tr-TR"/>
-        </w:rPr>
-        <w:t xml:space="preserve">Karboksilik asitler:</w:t>
-      </w:r>
-      <w:r>
-        <w:rPr>
-          <w:rFonts w:ascii="Times New Roman" w:hAnsi="Times New Roman" w:cs="Times New Roman"/>
-          <w:lang w:val="tr-TR"/>
-        </w:rPr>
-        <w:t xml:space="preserve"> Kart 11, 12 ve 13’teki bileşiklerde aynı karbon atomuna hem çift bağlı bir oksijen hem de –OH grubu bağlıdır. Bu –COOH grubuna </w:t>
-      </w:r>
-      <w:r>
-        <w:rPr>
-          <w:rFonts w:ascii="Times New Roman" w:hAnsi="Times New Roman" w:cs="Times New Roman"/>
-          <w:b/>
-          <w:bCs/>
+          <w:rFonts w:ascii="Times New Roman" w:hAnsi="Times New Roman" w:cs="Times New Roman"/>
           <w:lang w:val="tr-TR"/>
         </w:rPr>
         <w:t xml:space="preserve">karboksil grubu</w:t>
@@ -5694,8 +5993,8 @@
       <w:r>
         <w:rPr>
           <w:rFonts w:ascii="Times New Roman" w:hAnsi="Times New Roman" w:cs="Times New Roman"/>
+          <w:lang w:val="tr-TR"/>
           <w:vertAlign w:val="subscript"/>
-          <w:lang w:val="tr-TR"/>
         </w:rPr>
         <w:t xml:space="preserve">3</w:t>
       </w:r>
@@ -5709,8 +6008,8 @@
       <w:r>
         <w:rPr>
           <w:rFonts w:ascii="Times New Roman" w:hAnsi="Times New Roman" w:cs="Times New Roman"/>
+          <w:lang w:val="tr-TR"/>
           <w:vertAlign w:val="superscript"/>
-          <w:lang w:val="tr-TR"/>
         </w:rPr>
         <w:t xml:space="preserve">+</w:t>
       </w:r>
@@ -5735,23 +6034,52 @@
           <w:rFonts w:ascii="Times New Roman" w:hAnsi="Times New Roman" w:cs="Times New Roman"/>
           <w:lang w:val="tr-TR"/>
         </w:rPr>
-        <w:t xml:space="preserve">• </w:t>
-      </w:r>
-      <w:r>
-        <w:rPr>
-          <w:rFonts w:ascii="Times New Roman" w:hAnsi="Times New Roman" w:cs="Times New Roman"/>
-          <w:b/>
-          <w:bCs/>
-          <w:lang w:val="tr-TR"/>
-        </w:rPr>
-        <w:t xml:space="preserve">Esterler:</w:t>
-      </w:r>
-      <w:r>
-        <w:rPr>
-          <w:rFonts w:ascii="Times New Roman" w:hAnsi="Times New Roman" w:cs="Times New Roman"/>
-          <w:lang w:val="tr-TR"/>
-        </w:rPr>
-        <w:t xml:space="preserve"> Kart 14, 15 ve 16’daki bileşiklerde karboksil grubundaki hidrojen atomunun yerinde bir karbon zinciri (R′) bulunur. Esterlerin birçoğu meyve ve çiçeklere kendine özgü kokularını veren uçucu maddelerdir. Esterler, karboksilik asitlerle alkollerin tepkimesinden elde edilebilir.</w:t>
+        <w:t xml:space="preserve">• Esterler: Esterlerde karboksil grubundaki hidrojen atomunun yerinde bir karbon zinciri (R′) bulunur; metil propanoatta (CH</w:t>
+      </w:r>
+      <w:r>
+        <w:rPr>
+          <w:rFonts w:ascii="Times New Roman" w:hAnsi="Times New Roman" w:cs="Times New Roman"/>
+          <w:lang w:val="tr-TR"/>
+          <w:vertAlign w:val="subscript"/>
+        </w:rPr>
+        <w:t xml:space="preserve">3</w:t>
+      </w:r>
+      <w:r>
+        <w:rPr>
+          <w:rFonts w:ascii="Times New Roman" w:hAnsi="Times New Roman" w:cs="Times New Roman"/>
+          <w:lang w:val="tr-TR"/>
+        </w:rPr>
+        <w:t xml:space="preserve">–CH</w:t>
+      </w:r>
+      <w:r>
+        <w:rPr>
+          <w:rFonts w:ascii="Times New Roman" w:hAnsi="Times New Roman" w:cs="Times New Roman"/>
+          <w:lang w:val="tr-TR"/>
+          <w:vertAlign w:val="subscript"/>
+        </w:rPr>
+        <w:t xml:space="preserve">2</w:t>
+      </w:r>
+      <w:r>
+        <w:rPr>
+          <w:rFonts w:ascii="Times New Roman" w:hAnsi="Times New Roman" w:cs="Times New Roman"/>
+          <w:lang w:val="tr-TR"/>
+        </w:rPr>
+        <w:t xml:space="preserve">–COO–CH</w:t>
+      </w:r>
+      <w:r>
+        <w:rPr>
+          <w:rFonts w:ascii="Times New Roman" w:hAnsi="Times New Roman" w:cs="Times New Roman"/>
+          <w:lang w:val="tr-TR"/>
+          <w:vertAlign w:val="subscript"/>
+        </w:rPr>
+        <w:t xml:space="preserve">3</w:t>
+      </w:r>
+      <w:r>
+        <w:rPr>
+          <w:rFonts w:ascii="Times New Roman" w:hAnsi="Times New Roman" w:cs="Times New Roman"/>
+          <w:lang w:val="tr-TR"/>
+        </w:rPr>
+        <w:t xml:space="preserve">) bu zincir bir metil grubudur. Esterlerin birçoğu meyve ve çiçeklere kendine özgü kokularını veren uçucu maddelerdir. Esterler, karboksilik asitlerle alkollerin tepkimesinden elde edilebilir.</w:t>
       </w:r>
     </w:p>
     <w:p xmlns:a="http://schemas.openxmlformats.org/drawingml/2006/main" xmlns:pic="http://schemas.openxmlformats.org/drawingml/2006/picture">
@@ -5765,7 +6093,7 @@
       <w:r>
         <w:drawing>
           <wp:inline distT="0" distB="0" distL="0" distR="0">
-            <wp:extent cx="4320000" cy="1427514"/>
+            <wp:extent cx="4320000" cy="1234285"/>
             <wp:docPr id="900002" name="Grafik 900002" descr="Alkol, eter ve aldehit uzay dolgu modelleri"/>
             <wp:cNvGraphicFramePr>
               <a:graphicFrameLocks noChangeAspect="1"/>
@@ -5786,7 +6114,7 @@
                   <pic:spPr>
                     <a:xfrm>
                       <a:off x="0" y="0"/>
-                      <a:ext cx="4320000" cy="1427514"/>
+                      <a:ext cx="4320000" cy="1234285"/>
                     </a:xfrm>
                     <a:prstGeom prst="rect">
                       <a:avLst/>
@@ -5810,7 +6138,7 @@
       <w:r>
         <w:drawing>
           <wp:inline distT="0" distB="0" distL="0" distR="0">
-            <wp:extent cx="4320000" cy="1317120"/>
+            <wp:extent cx="4320000" cy="1234285"/>
             <wp:docPr id="900003" name="Grafik 900003" descr="Keton, karboksilik asit ve ester uzay dolgu modelleri"/>
             <wp:cNvGraphicFramePr>
               <a:graphicFrameLocks noChangeAspect="1"/>
@@ -5831,7 +6159,7 @@
                   <pic:spPr>
                     <a:xfrm>
                       <a:off x="0" y="0"/>
-                      <a:ext cx="4320000" cy="1317120"/>
+                      <a:ext cx="4320000" cy="1234285"/>
                     </a:xfrm>
                     <a:prstGeom prst="rect">
                       <a:avLst/>
@@ -5854,9 +6182,8 @@
       </w:pPr>
       <w:r>
         <w:rPr>
-          <w:rFonts w:ascii="Times New Roman" w:hAnsi="Times New Roman" w:cs="Times New Roman"/>
           <w:b/>
-          <w:bCs/>
+          <w:rFonts w:ascii="Times New Roman" w:hAnsi="Times New Roman" w:cs="Times New Roman"/>
           <w:lang w:val="tr-TR"/>
         </w:rPr>
         <w:t xml:space="preserve">Görsel B:</w:t>
@@ -5866,7 +6193,7 @@
           <w:rFonts w:ascii="Times New Roman" w:hAnsi="Times New Roman" w:cs="Times New Roman"/>
           <w:lang w:val="tr-TR"/>
         </w:rPr>
-        <w:t xml:space="preserve"> Bazı organik bileşik sınıflarına örnek moleküllerin uzay dolgu modelleri: etanol (alkol), dimetil eter (eter), etanal (aldehit), propanon (keton), etanoik asit (karboksilik asit) ve metil etanoat (ester). (C: koyu gri, H: açık gri, O: kırmızı)</w:t>
+        <w:t xml:space="preserve"> Bazı organik bileşik sınıflarına örnek moleküllerin uzay dolgu modelleri: propan-1-ol (alkol), metoksietan (eter), pentanal (aldehit), pentan-2-on (keton), bütanoik asit (karboksilik asit) ve metil propanoat (ester). (C: koyu gri, H: açık gri, O: kırmızı)</w:t>
       </w:r>
     </w:p>
     <w:p>
@@ -5882,13 +6209,13 @@
           <w:rFonts w:ascii="Times New Roman" w:hAnsi="Times New Roman" w:cs="Times New Roman"/>
           <w:lang w:val="tr-TR"/>
         </w:rPr>
-        <w:t xml:space="preserve">Etkinlikte grupların molekül formülleri arasında da örüntü bulmuş olabilirsiniz: Tek fonksiyonel grup içeren ve halka bulundurmayan alkol ve eterler C</w:t>
-      </w:r>
-      <w:r>
-        <w:rPr>
-          <w:rFonts w:ascii="Times New Roman" w:hAnsi="Times New Roman" w:cs="Times New Roman"/>
+        <w:t xml:space="preserve">Tek fonksiyonel grup içeren, halka ve pi bağı bulundurmayan bir hidrokarbon kısmına sahip alkol ve eterler C</w:t>
+      </w:r>
+      <w:r>
+        <w:rPr>
+          <w:rFonts w:ascii="Times New Roman" w:hAnsi="Times New Roman" w:cs="Times New Roman"/>
+          <w:lang w:val="tr-TR"/>
           <w:vertAlign w:val="subscript"/>
-          <w:lang w:val="tr-TR"/>
         </w:rPr>
         <w:t xml:space="preserve">n</w:t>
       </w:r>
@@ -5902,8 +6229,8 @@
       <w:r>
         <w:rPr>
           <w:rFonts w:ascii="Times New Roman" w:hAnsi="Times New Roman" w:cs="Times New Roman"/>
+          <w:lang w:val="tr-TR"/>
           <w:vertAlign w:val="subscript"/>
-          <w:lang w:val="tr-TR"/>
         </w:rPr>
         <w:t xml:space="preserve">2n+2</w:t>
       </w:r>
@@ -5917,8 +6244,8 @@
       <w:r>
         <w:rPr>
           <w:rFonts w:ascii="Times New Roman" w:hAnsi="Times New Roman" w:cs="Times New Roman"/>
+          <w:lang w:val="tr-TR"/>
           <w:vertAlign w:val="subscript"/>
-          <w:lang w:val="tr-TR"/>
         </w:rPr>
         <w:t xml:space="preserve">n</w:t>
       </w:r>
@@ -5932,8 +6259,8 @@
       <w:r>
         <w:rPr>
           <w:rFonts w:ascii="Times New Roman" w:hAnsi="Times New Roman" w:cs="Times New Roman"/>
+          <w:lang w:val="tr-TR"/>
           <w:vertAlign w:val="subscript"/>
-          <w:lang w:val="tr-TR"/>
         </w:rPr>
         <w:t xml:space="preserve">2n</w:t>
       </w:r>
@@ -5947,8 +6274,8 @@
       <w:r>
         <w:rPr>
           <w:rFonts w:ascii="Times New Roman" w:hAnsi="Times New Roman" w:cs="Times New Roman"/>
+          <w:lang w:val="tr-TR"/>
           <w:vertAlign w:val="subscript"/>
-          <w:lang w:val="tr-TR"/>
         </w:rPr>
         <w:t xml:space="preserve">n</w:t>
       </w:r>
@@ -5962,8 +6289,8 @@
       <w:r>
         <w:rPr>
           <w:rFonts w:ascii="Times New Roman" w:hAnsi="Times New Roman" w:cs="Times New Roman"/>
+          <w:lang w:val="tr-TR"/>
           <w:vertAlign w:val="subscript"/>
-          <w:lang w:val="tr-TR"/>
         </w:rPr>
         <w:t xml:space="preserve">2n</w:t>
       </w:r>
@@ -5977,8 +6304,8 @@
       <w:r>
         <w:rPr>
           <w:rFonts w:ascii="Times New Roman" w:hAnsi="Times New Roman" w:cs="Times New Roman"/>
+          <w:lang w:val="tr-TR"/>
           <w:vertAlign w:val="subscript"/>
-          <w:lang w:val="tr-TR"/>
         </w:rPr>
         <w:t xml:space="preserve">2</w:t>
       </w:r>
@@ -5987,7 +6314,37 @@
           <w:rFonts w:ascii="Times New Roman" w:hAnsi="Times New Roman" w:cs="Times New Roman"/>
           <w:lang w:val="tr-TR"/>
         </w:rPr>
-        <w:t xml:space="preserve"> genel formülüne uyar. Bu örüntü, molekül formülünün tek başına bir bileşiğin hangi sınıfta olduğunu belirlemeye yetmediğini gösterir. Örneğin kart 8 ile kart 9’un molekül formülleri aynıdır; ancak biri aldehit, diğeri ketondur. Bir bileşiğin sınıfını belirlemek için yapı formülündeki fonksiyonel gruba bakmak gerekir.</w:t>
+        <w:t xml:space="preserve"> genel formülüne uyar. Bu nedenle molekül formülü tek başına bir bileşiğin hangi sınıfta olduğunu belirlemeye yetmez. Örneğin pentanal ile pentan-2-onun molekül formülü (C</w:t>
+      </w:r>
+      <w:r>
+        <w:rPr>
+          <w:rFonts w:ascii="Times New Roman" w:hAnsi="Times New Roman" w:cs="Times New Roman"/>
+          <w:lang w:val="tr-TR"/>
+          <w:vertAlign w:val="subscript"/>
+        </w:rPr>
+        <w:t xml:space="preserve">5</w:t>
+      </w:r>
+      <w:r>
+        <w:rPr>
+          <w:rFonts w:ascii="Times New Roman" w:hAnsi="Times New Roman" w:cs="Times New Roman"/>
+          <w:lang w:val="tr-TR"/>
+        </w:rPr>
+        <w:t xml:space="preserve">H</w:t>
+      </w:r>
+      <w:r>
+        <w:rPr>
+          <w:rFonts w:ascii="Times New Roman" w:hAnsi="Times New Roman" w:cs="Times New Roman"/>
+          <w:lang w:val="tr-TR"/>
+          <w:vertAlign w:val="subscript"/>
+        </w:rPr>
+        <w:t xml:space="preserve">10</w:t>
+      </w:r>
+      <w:r>
+        <w:rPr>
+          <w:rFonts w:ascii="Times New Roman" w:hAnsi="Times New Roman" w:cs="Times New Roman"/>
+          <w:lang w:val="tr-TR"/>
+        </w:rPr>
+        <w:t xml:space="preserve">O) aynıdır; ancak biri aldehit, diğeri ketondur. Bir bileşiğin sınıfını belirlemek için yapı formülündeki fonksiyonel gruba bakmak gerekir.</w:t>
       </w:r>
     </w:p>
     <w:p>
@@ -6073,19 +6430,44 @@
             <w:r>
               <w:rPr>
                 <w:rFonts w:ascii="Times New Roman" w:hAnsi="Times New Roman" w:cs="Times New Roman"/>
+                <w:sz w:val="20"/>
+                <w:szCs w:val="20"/>
+                <w:lang w:val="tr-TR"/>
+              </w:rPr>
+              <w:t xml:space="preserve">Bileşik</w:t>
+            </w:r>
+          </w:p>
+        </w:tc>
+        <w:tc>
+          <w:tcPr>
+            <w:tcW w:w="2300" w:type="dxa"/>
+            <w:shd w:val="clear" w:color="auto" w:fill="D9E2F3"/>
+            <w:vAlign w:val="center"/>
+          </w:tcPr>
+          <w:p>
+            <w:pPr>
+              <w:jc w:val="center"/>
+              <w:rPr>
+                <w:rFonts w:ascii="Times New Roman" w:hAnsi="Times New Roman" w:cs="Times New Roman"/>
                 <w:b/>
                 <w:bCs/>
-                <w:sz w:val="20"/>
-                <w:szCs w:val="20"/>
-                <w:lang w:val="tr-TR"/>
-              </w:rPr>
-              <w:t xml:space="preserve">Bileşik</w:t>
-            </w:r>
-          </w:p>
-        </w:tc>
-        <w:tc>
-          <w:tcPr>
-            <w:tcW w:w="2300" w:type="dxa"/>
+                <w:lang w:val="tr-TR"/>
+              </w:rPr>
+            </w:pPr>
+            <w:r>
+              <w:rPr>
+                <w:rFonts w:ascii="Times New Roman" w:hAnsi="Times New Roman" w:cs="Times New Roman"/>
+                <w:sz w:val="20"/>
+                <w:szCs w:val="20"/>
+                <w:lang w:val="tr-TR"/>
+              </w:rPr>
+              <w:t xml:space="preserve">Yarı açık formül</w:t>
+            </w:r>
+          </w:p>
+        </w:tc>
+        <w:tc>
+          <w:tcPr>
+            <w:tcW w:w="1800" w:type="dxa"/>
             <w:shd w:val="clear" w:color="auto" w:fill="D9E2F3"/>
             <w:vAlign w:val="center"/>
           </w:tcPr>
@@ -6102,19 +6484,44 @@
             <w:r>
               <w:rPr>
                 <w:rFonts w:ascii="Times New Roman" w:hAnsi="Times New Roman" w:cs="Times New Roman"/>
+                <w:sz w:val="20"/>
+                <w:szCs w:val="20"/>
+                <w:lang w:val="tr-TR"/>
+              </w:rPr>
+              <w:t xml:space="preserve">Sınıfı</w:t>
+            </w:r>
+          </w:p>
+        </w:tc>
+        <w:tc>
+          <w:tcPr>
+            <w:tcW w:w="1600" w:type="dxa"/>
+            <w:shd w:val="clear" w:color="auto" w:fill="D9E2F3"/>
+            <w:vAlign w:val="center"/>
+          </w:tcPr>
+          <w:p>
+            <w:pPr>
+              <w:jc w:val="center"/>
+              <w:rPr>
+                <w:rFonts w:ascii="Times New Roman" w:hAnsi="Times New Roman" w:cs="Times New Roman"/>
                 <w:b/>
                 <w:bCs/>
-                <w:sz w:val="20"/>
-                <w:szCs w:val="20"/>
-                <w:lang w:val="tr-TR"/>
-              </w:rPr>
-              <w:t xml:space="preserve">Yarı açık formül</w:t>
-            </w:r>
-          </w:p>
-        </w:tc>
-        <w:tc>
-          <w:tcPr>
-            <w:tcW w:w="1800" w:type="dxa"/>
+                <w:lang w:val="tr-TR"/>
+              </w:rPr>
+            </w:pPr>
+            <w:r>
+              <w:rPr>
+                <w:rFonts w:ascii="Times New Roman" w:hAnsi="Times New Roman" w:cs="Times New Roman"/>
+                <w:sz w:val="20"/>
+                <w:szCs w:val="20"/>
+                <w:lang w:val="tr-TR"/>
+              </w:rPr>
+              <w:t xml:space="preserve">Mol kütlesi (g/mol)</w:t>
+            </w:r>
+          </w:p>
+        </w:tc>
+        <w:tc>
+          <w:tcPr>
+            <w:tcW w:w="1600" w:type="dxa"/>
             <w:shd w:val="clear" w:color="auto" w:fill="D9E2F3"/>
             <w:vAlign w:val="center"/>
           </w:tcPr>
@@ -6131,66 +6538,6 @@
             <w:r>
               <w:rPr>
                 <w:rFonts w:ascii="Times New Roman" w:hAnsi="Times New Roman" w:cs="Times New Roman"/>
-                <w:b/>
-                <w:bCs/>
-                <w:sz w:val="20"/>
-                <w:szCs w:val="20"/>
-                <w:lang w:val="tr-TR"/>
-              </w:rPr>
-              <w:t xml:space="preserve">Sınıfı</w:t>
-            </w:r>
-          </w:p>
-        </w:tc>
-        <w:tc>
-          <w:tcPr>
-            <w:tcW w:w="1600" w:type="dxa"/>
-            <w:shd w:val="clear" w:color="auto" w:fill="D9E2F3"/>
-            <w:vAlign w:val="center"/>
-          </w:tcPr>
-          <w:p>
-            <w:pPr>
-              <w:jc w:val="center"/>
-              <w:rPr>
-                <w:rFonts w:ascii="Times New Roman" w:hAnsi="Times New Roman" w:cs="Times New Roman"/>
-                <w:b/>
-                <w:bCs/>
-                <w:lang w:val="tr-TR"/>
-              </w:rPr>
-            </w:pPr>
-            <w:r>
-              <w:rPr>
-                <w:rFonts w:ascii="Times New Roman" w:hAnsi="Times New Roman" w:cs="Times New Roman"/>
-                <w:b/>
-                <w:bCs/>
-                <w:sz w:val="20"/>
-                <w:szCs w:val="20"/>
-                <w:lang w:val="tr-TR"/>
-              </w:rPr>
-              <w:t xml:space="preserve">Mol kütlesi (g/mol)</w:t>
-            </w:r>
-          </w:p>
-        </w:tc>
-        <w:tc>
-          <w:tcPr>
-            <w:tcW w:w="1600" w:type="dxa"/>
-            <w:shd w:val="clear" w:color="auto" w:fill="D9E2F3"/>
-            <w:vAlign w:val="center"/>
-          </w:tcPr>
-          <w:p>
-            <w:pPr>
-              <w:jc w:val="center"/>
-              <w:rPr>
-                <w:rFonts w:ascii="Times New Roman" w:hAnsi="Times New Roman" w:cs="Times New Roman"/>
-                <w:b/>
-                <w:bCs/>
-                <w:lang w:val="tr-TR"/>
-              </w:rPr>
-            </w:pPr>
-            <w:r>
-              <w:rPr>
-                <w:rFonts w:ascii="Times New Roman" w:hAnsi="Times New Roman" w:cs="Times New Roman"/>
-                <w:b/>
-                <w:bCs/>
                 <w:sz w:val="20"/>
                 <w:szCs w:val="20"/>
                 <w:lang w:val="tr-TR"/>
@@ -6221,7 +6568,7 @@
                 <w:szCs w:val="20"/>
                 <w:lang w:val="tr-TR"/>
               </w:rPr>
-              <w:t xml:space="preserve">propan</w:t>
+              <w:t xml:space="preserve">hekzan</w:t>
             </w:r>
           </w:p>
         </w:tc>
@@ -6252,8 +6599,8 @@
                 <w:rFonts w:ascii="Times New Roman" w:hAnsi="Times New Roman" w:cs="Times New Roman"/>
                 <w:sz w:val="20"/>
                 <w:szCs w:val="20"/>
+                <w:lang w:val="tr-TR"/>
                 <w:vertAlign w:val="subscript"/>
-                <w:lang w:val="tr-TR"/>
               </w:rPr>
               <w:t xml:space="preserve">3</w:t>
             </w:r>
@@ -6264,6 +6611,44 @@
                 <w:szCs w:val="20"/>
                 <w:lang w:val="tr-TR"/>
               </w:rPr>
+              <w:t xml:space="preserve">–(CH</w:t>
+            </w:r>
+            <w:r>
+              <w:rPr>
+                <w:rFonts w:ascii="Times New Roman" w:hAnsi="Times New Roman" w:cs="Times New Roman"/>
+                <w:sz w:val="20"/>
+                <w:szCs w:val="20"/>
+                <w:lang w:val="tr-TR"/>
+                <w:vertAlign w:val="subscript"/>
+              </w:rPr>
+              <w:t xml:space="preserve">2</w:t>
+            </w:r>
+            <w:r>
+              <w:rPr>
+                <w:rFonts w:ascii="Times New Roman" w:hAnsi="Times New Roman" w:cs="Times New Roman"/>
+                <w:sz w:val="20"/>
+                <w:szCs w:val="20"/>
+                <w:lang w:val="tr-TR"/>
+              </w:rPr>
+              <w:t xml:space="preserve">)</w:t>
+            </w:r>
+            <w:r>
+              <w:rPr>
+                <w:rFonts w:ascii="Times New Roman" w:hAnsi="Times New Roman" w:cs="Times New Roman"/>
+                <w:sz w:val="20"/>
+                <w:szCs w:val="20"/>
+                <w:lang w:val="tr-TR"/>
+                <w:vertAlign w:val="subscript"/>
+              </w:rPr>
+              <w:t xml:space="preserve">4</w:t>
+            </w:r>
+            <w:r>
+              <w:rPr>
+                <w:rFonts w:ascii="Times New Roman" w:hAnsi="Times New Roman" w:cs="Times New Roman"/>
+                <w:sz w:val="20"/>
+                <w:szCs w:val="20"/>
+                <w:lang w:val="tr-TR"/>
+              </w:rPr>
               <w:t xml:space="preserve">–CH</w:t>
             </w:r>
             <w:r>
@@ -6271,27 +6656,8 @@
                 <w:rFonts w:ascii="Times New Roman" w:hAnsi="Times New Roman" w:cs="Times New Roman"/>
                 <w:sz w:val="20"/>
                 <w:szCs w:val="20"/>
+                <w:lang w:val="tr-TR"/>
                 <w:vertAlign w:val="subscript"/>
-                <w:lang w:val="tr-TR"/>
-              </w:rPr>
-              <w:t xml:space="preserve">2</w:t>
-            </w:r>
-            <w:r>
-              <w:rPr>
-                <w:rFonts w:ascii="Times New Roman" w:hAnsi="Times New Roman" w:cs="Times New Roman"/>
-                <w:sz w:val="20"/>
-                <w:szCs w:val="20"/>
-                <w:lang w:val="tr-TR"/>
-              </w:rPr>
-              <w:t xml:space="preserve">–CH</w:t>
-            </w:r>
-            <w:r>
-              <w:rPr>
-                <w:rFonts w:ascii="Times New Roman" w:hAnsi="Times New Roman" w:cs="Times New Roman"/>
-                <w:sz w:val="20"/>
-                <w:szCs w:val="20"/>
-                <w:vertAlign w:val="subscript"/>
-                <w:lang w:val="tr-TR"/>
               </w:rPr>
               <w:t xml:space="preserve">3</w:t>
             </w:r>
@@ -6341,7 +6707,7 @@
                 <w:szCs w:val="20"/>
                 <w:lang w:val="tr-TR"/>
               </w:rPr>
-              <w:t xml:space="preserve">44</w:t>
+              <w:t xml:space="preserve">86</w:t>
             </w:r>
           </w:p>
         </w:tc>
@@ -6365,7 +6731,7 @@
                 <w:szCs w:val="20"/>
                 <w:lang w:val="tr-TR"/>
               </w:rPr>
-              <w:t xml:space="preserve">−42,1</w:t>
+              <w:t xml:space="preserve">68,7</w:t>
             </w:r>
           </w:p>
         </w:tc>
@@ -6391,7 +6757,7 @@
                 <w:szCs w:val="20"/>
                 <w:lang w:val="tr-TR"/>
               </w:rPr>
-              <w:t xml:space="preserve">dimetil eter</w:t>
+              <w:t xml:space="preserve">1-metoksibütan</w:t>
             </w:r>
           </w:p>
         </w:tc>
@@ -6422,8 +6788,8 @@
                 <w:rFonts w:ascii="Times New Roman" w:hAnsi="Times New Roman" w:cs="Times New Roman"/>
                 <w:sz w:val="20"/>
                 <w:szCs w:val="20"/>
+                <w:lang w:val="tr-TR"/>
                 <w:vertAlign w:val="subscript"/>
-                <w:lang w:val="tr-TR"/>
               </w:rPr>
               <w:t xml:space="preserve">3</w:t>
             </w:r>
@@ -6441,8 +6807,65 @@
                 <w:rFonts w:ascii="Times New Roman" w:hAnsi="Times New Roman" w:cs="Times New Roman"/>
                 <w:sz w:val="20"/>
                 <w:szCs w:val="20"/>
+                <w:lang w:val="tr-TR"/>
                 <w:vertAlign w:val="subscript"/>
-                <w:lang w:val="tr-TR"/>
+              </w:rPr>
+              <w:t xml:space="preserve">2</w:t>
+            </w:r>
+            <w:r>
+              <w:rPr>
+                <w:rFonts w:ascii="Times New Roman" w:hAnsi="Times New Roman" w:cs="Times New Roman"/>
+                <w:sz w:val="20"/>
+                <w:szCs w:val="20"/>
+                <w:lang w:val="tr-TR"/>
+              </w:rPr>
+              <w:t xml:space="preserve">–CH</w:t>
+            </w:r>
+            <w:r>
+              <w:rPr>
+                <w:rFonts w:ascii="Times New Roman" w:hAnsi="Times New Roman" w:cs="Times New Roman"/>
+                <w:sz w:val="20"/>
+                <w:szCs w:val="20"/>
+                <w:lang w:val="tr-TR"/>
+                <w:vertAlign w:val="subscript"/>
+              </w:rPr>
+              <w:t xml:space="preserve">2</w:t>
+            </w:r>
+            <w:r>
+              <w:rPr>
+                <w:rFonts w:ascii="Times New Roman" w:hAnsi="Times New Roman" w:cs="Times New Roman"/>
+                <w:sz w:val="20"/>
+                <w:szCs w:val="20"/>
+                <w:lang w:val="tr-TR"/>
+              </w:rPr>
+              <w:t xml:space="preserve">–CH</w:t>
+            </w:r>
+            <w:r>
+              <w:rPr>
+                <w:rFonts w:ascii="Times New Roman" w:hAnsi="Times New Roman" w:cs="Times New Roman"/>
+                <w:sz w:val="20"/>
+                <w:szCs w:val="20"/>
+                <w:lang w:val="tr-TR"/>
+                <w:vertAlign w:val="subscript"/>
+              </w:rPr>
+              <w:t xml:space="preserve">2</w:t>
+            </w:r>
+            <w:r>
+              <w:rPr>
+                <w:rFonts w:ascii="Times New Roman" w:hAnsi="Times New Roman" w:cs="Times New Roman"/>
+                <w:sz w:val="20"/>
+                <w:szCs w:val="20"/>
+                <w:lang w:val="tr-TR"/>
+              </w:rPr>
+              <w:t xml:space="preserve">–CH</w:t>
+            </w:r>
+            <w:r>
+              <w:rPr>
+                <w:rFonts w:ascii="Times New Roman" w:hAnsi="Times New Roman" w:cs="Times New Roman"/>
+                <w:sz w:val="20"/>
+                <w:szCs w:val="20"/>
+                <w:lang w:val="tr-TR"/>
+                <w:vertAlign w:val="subscript"/>
               </w:rPr>
               <w:t xml:space="preserve">3</w:t>
             </w:r>
@@ -6492,7 +6915,7 @@
                 <w:szCs w:val="20"/>
                 <w:lang w:val="tr-TR"/>
               </w:rPr>
-              <w:t xml:space="preserve">46</w:t>
+              <w:t xml:space="preserve">88</w:t>
             </w:r>
           </w:p>
         </w:tc>
@@ -6516,7 +6939,7 @@
                 <w:szCs w:val="20"/>
                 <w:lang w:val="tr-TR"/>
               </w:rPr>
-              <w:t xml:space="preserve">−24,8</w:t>
+              <w:t xml:space="preserve">70,2</w:t>
             </w:r>
           </w:p>
         </w:tc>
@@ -6542,7 +6965,7 @@
                 <w:szCs w:val="20"/>
                 <w:lang w:val="tr-TR"/>
               </w:rPr>
-              <w:t xml:space="preserve">etanal</w:t>
+              <w:t xml:space="preserve">pentanal</w:t>
             </w:r>
           </w:p>
         </w:tc>
@@ -6573,8 +6996,8 @@
                 <w:rFonts w:ascii="Times New Roman" w:hAnsi="Times New Roman" w:cs="Times New Roman"/>
                 <w:sz w:val="20"/>
                 <w:szCs w:val="20"/>
+                <w:lang w:val="tr-TR"/>
                 <w:vertAlign w:val="subscript"/>
-                <w:lang w:val="tr-TR"/>
               </w:rPr>
               <w:t xml:space="preserve">3</w:t>
             </w:r>
@@ -6585,6 +7008,63 @@
                 <w:szCs w:val="20"/>
                 <w:lang w:val="tr-TR"/>
               </w:rPr>
+              <w:t xml:space="preserve">–CH</w:t>
+            </w:r>
+            <w:r>
+              <w:rPr>
+                <w:rFonts w:ascii="Times New Roman" w:hAnsi="Times New Roman" w:cs="Times New Roman"/>
+                <w:sz w:val="20"/>
+                <w:szCs w:val="20"/>
+                <w:lang w:val="tr-TR"/>
+                <w:vertAlign w:val="subscript"/>
+              </w:rPr>
+              <w:t xml:space="preserve">2</w:t>
+            </w:r>
+            <w:r>
+              <w:rPr>
+                <w:rFonts w:ascii="Times New Roman" w:hAnsi="Times New Roman" w:cs="Times New Roman"/>
+                <w:sz w:val="20"/>
+                <w:szCs w:val="20"/>
+                <w:lang w:val="tr-TR"/>
+              </w:rPr>
+              <w:t xml:space="preserve">–CH</w:t>
+            </w:r>
+            <w:r>
+              <w:rPr>
+                <w:rFonts w:ascii="Times New Roman" w:hAnsi="Times New Roman" w:cs="Times New Roman"/>
+                <w:sz w:val="20"/>
+                <w:szCs w:val="20"/>
+                <w:lang w:val="tr-TR"/>
+                <w:vertAlign w:val="subscript"/>
+              </w:rPr>
+              <w:t xml:space="preserve">2</w:t>
+            </w:r>
+            <w:r>
+              <w:rPr>
+                <w:rFonts w:ascii="Times New Roman" w:hAnsi="Times New Roman" w:cs="Times New Roman"/>
+                <w:sz w:val="20"/>
+                <w:szCs w:val="20"/>
+                <w:lang w:val="tr-TR"/>
+              </w:rPr>
+              <w:t xml:space="preserve">–CH</w:t>
+            </w:r>
+            <w:r>
+              <w:rPr>
+                <w:rFonts w:ascii="Times New Roman" w:hAnsi="Times New Roman" w:cs="Times New Roman"/>
+                <w:sz w:val="20"/>
+                <w:szCs w:val="20"/>
+                <w:lang w:val="tr-TR"/>
+                <w:vertAlign w:val="subscript"/>
+              </w:rPr>
+              <w:t xml:space="preserve">2</w:t>
+            </w:r>
+            <w:r>
+              <w:rPr>
+                <w:rFonts w:ascii="Times New Roman" w:hAnsi="Times New Roman" w:cs="Times New Roman"/>
+                <w:sz w:val="20"/>
+                <w:szCs w:val="20"/>
+                <w:lang w:val="tr-TR"/>
+              </w:rPr>
               <w:t xml:space="preserve">–CHO</w:t>
             </w:r>
           </w:p>
@@ -6633,7 +7113,7 @@
                 <w:szCs w:val="20"/>
                 <w:lang w:val="tr-TR"/>
               </w:rPr>
-              <w:t xml:space="preserve">44</w:t>
+              <w:t xml:space="preserve">86</w:t>
             </w:r>
           </w:p>
         </w:tc>
@@ -6657,7 +7137,7 @@
                 <w:szCs w:val="20"/>
                 <w:lang w:val="tr-TR"/>
               </w:rPr>
-              <w:t xml:space="preserve">20,2</w:t>
+              <w:t xml:space="preserve">103,0</w:t>
             </w:r>
           </w:p>
         </w:tc>
@@ -6683,7 +7163,7 @@
                 <w:szCs w:val="20"/>
                 <w:lang w:val="tr-TR"/>
               </w:rPr>
-              <w:t xml:space="preserve">etanol</w:t>
+              <w:t xml:space="preserve">pentan-1-ol</w:t>
             </w:r>
           </w:p>
         </w:tc>
@@ -6714,8 +7194,8 @@
                 <w:rFonts w:ascii="Times New Roman" w:hAnsi="Times New Roman" w:cs="Times New Roman"/>
                 <w:sz w:val="20"/>
                 <w:szCs w:val="20"/>
+                <w:lang w:val="tr-TR"/>
                 <w:vertAlign w:val="subscript"/>
-                <w:lang w:val="tr-TR"/>
               </w:rPr>
               <w:t xml:space="preserve">3</w:t>
             </w:r>
@@ -6733,8 +7213,8 @@
                 <w:rFonts w:ascii="Times New Roman" w:hAnsi="Times New Roman" w:cs="Times New Roman"/>
                 <w:sz w:val="20"/>
                 <w:szCs w:val="20"/>
+                <w:lang w:val="tr-TR"/>
                 <w:vertAlign w:val="subscript"/>
-                <w:lang w:val="tr-TR"/>
               </w:rPr>
               <w:t xml:space="preserve">2</w:t>
             </w:r>
@@ -6745,6 +7225,63 @@
                 <w:szCs w:val="20"/>
                 <w:lang w:val="tr-TR"/>
               </w:rPr>
+              <w:t xml:space="preserve">–CH</w:t>
+            </w:r>
+            <w:r>
+              <w:rPr>
+                <w:rFonts w:ascii="Times New Roman" w:hAnsi="Times New Roman" w:cs="Times New Roman"/>
+                <w:sz w:val="20"/>
+                <w:szCs w:val="20"/>
+                <w:lang w:val="tr-TR"/>
+                <w:vertAlign w:val="subscript"/>
+              </w:rPr>
+              <w:t xml:space="preserve">2</w:t>
+            </w:r>
+            <w:r>
+              <w:rPr>
+                <w:rFonts w:ascii="Times New Roman" w:hAnsi="Times New Roman" w:cs="Times New Roman"/>
+                <w:sz w:val="20"/>
+                <w:szCs w:val="20"/>
+                <w:lang w:val="tr-TR"/>
+              </w:rPr>
+              <w:t xml:space="preserve">–CH</w:t>
+            </w:r>
+            <w:r>
+              <w:rPr>
+                <w:rFonts w:ascii="Times New Roman" w:hAnsi="Times New Roman" w:cs="Times New Roman"/>
+                <w:sz w:val="20"/>
+                <w:szCs w:val="20"/>
+                <w:lang w:val="tr-TR"/>
+                <w:vertAlign w:val="subscript"/>
+              </w:rPr>
+              <w:t xml:space="preserve">2</w:t>
+            </w:r>
+            <w:r>
+              <w:rPr>
+                <w:rFonts w:ascii="Times New Roman" w:hAnsi="Times New Roman" w:cs="Times New Roman"/>
+                <w:sz w:val="20"/>
+                <w:szCs w:val="20"/>
+                <w:lang w:val="tr-TR"/>
+              </w:rPr>
+              <w:t xml:space="preserve">–CH</w:t>
+            </w:r>
+            <w:r>
+              <w:rPr>
+                <w:rFonts w:ascii="Times New Roman" w:hAnsi="Times New Roman" w:cs="Times New Roman"/>
+                <w:sz w:val="20"/>
+                <w:szCs w:val="20"/>
+                <w:lang w:val="tr-TR"/>
+                <w:vertAlign w:val="subscript"/>
+              </w:rPr>
+              <w:t xml:space="preserve">2</w:t>
+            </w:r>
+            <w:r>
+              <w:rPr>
+                <w:rFonts w:ascii="Times New Roman" w:hAnsi="Times New Roman" w:cs="Times New Roman"/>
+                <w:sz w:val="20"/>
+                <w:szCs w:val="20"/>
+                <w:lang w:val="tr-TR"/>
+              </w:rPr>
               <w:t xml:space="preserve">–OH</w:t>
             </w:r>
           </w:p>
@@ -6793,7 +7330,7 @@
                 <w:szCs w:val="20"/>
                 <w:lang w:val="tr-TR"/>
               </w:rPr>
-              <w:t xml:space="preserve">46</w:t>
+              <w:t xml:space="preserve">88</w:t>
             </w:r>
           </w:p>
         </w:tc>
@@ -6817,7 +7354,7 @@
                 <w:szCs w:val="20"/>
                 <w:lang w:val="tr-TR"/>
               </w:rPr>
-              <w:t xml:space="preserve">78,4</w:t>
+              <w:t xml:space="preserve">137,9</w:t>
             </w:r>
           </w:p>
         </w:tc>
@@ -6843,7 +7380,7 @@
                 <w:szCs w:val="20"/>
                 <w:lang w:val="tr-TR"/>
               </w:rPr>
-              <w:t xml:space="preserve">metanoik asit</w:t>
+              <w:t xml:space="preserve">bütanoik asit</w:t>
             </w:r>
           </w:p>
         </w:tc>
@@ -6867,7 +7404,64 @@
                 <w:szCs w:val="20"/>
                 <w:lang w:val="tr-TR"/>
               </w:rPr>
-              <w:t xml:space="preserve">H–COOH</w:t>
+              <w:t xml:space="preserve">CH</w:t>
+            </w:r>
+            <w:r>
+              <w:rPr>
+                <w:rFonts w:ascii="Times New Roman" w:hAnsi="Times New Roman" w:cs="Times New Roman"/>
+                <w:sz w:val="20"/>
+                <w:szCs w:val="20"/>
+                <w:lang w:val="tr-TR"/>
+                <w:vertAlign w:val="subscript"/>
+              </w:rPr>
+              <w:t xml:space="preserve">3</w:t>
+            </w:r>
+            <w:r>
+              <w:rPr>
+                <w:rFonts w:ascii="Times New Roman" w:hAnsi="Times New Roman" w:cs="Times New Roman"/>
+                <w:sz w:val="20"/>
+                <w:szCs w:val="20"/>
+                <w:lang w:val="tr-TR"/>
+              </w:rPr>
+              <w:t xml:space="preserve">–CH</w:t>
+            </w:r>
+            <w:r>
+              <w:rPr>
+                <w:rFonts w:ascii="Times New Roman" w:hAnsi="Times New Roman" w:cs="Times New Roman"/>
+                <w:sz w:val="20"/>
+                <w:szCs w:val="20"/>
+                <w:lang w:val="tr-TR"/>
+                <w:vertAlign w:val="subscript"/>
+              </w:rPr>
+              <w:t xml:space="preserve">2</w:t>
+            </w:r>
+            <w:r>
+              <w:rPr>
+                <w:rFonts w:ascii="Times New Roman" w:hAnsi="Times New Roman" w:cs="Times New Roman"/>
+                <w:sz w:val="20"/>
+                <w:szCs w:val="20"/>
+                <w:lang w:val="tr-TR"/>
+              </w:rPr>
+              <w:t xml:space="preserve">–CH</w:t>
+            </w:r>
+            <w:r>
+              <w:rPr>
+                <w:rFonts w:ascii="Times New Roman" w:hAnsi="Times New Roman" w:cs="Times New Roman"/>
+                <w:sz w:val="20"/>
+                <w:szCs w:val="20"/>
+                <w:lang w:val="tr-TR"/>
+                <w:vertAlign w:val="subscript"/>
+              </w:rPr>
+              <w:t xml:space="preserve">2</w:t>
+            </w:r>
+            <w:r>
+              <w:rPr>
+                <w:rFonts w:ascii="Times New Roman" w:hAnsi="Times New Roman" w:cs="Times New Roman"/>
+                <w:sz w:val="20"/>
+                <w:szCs w:val="20"/>
+                <w:lang w:val="tr-TR"/>
+              </w:rPr>
+              <w:t xml:space="preserve">–COOH</w:t>
             </w:r>
           </w:p>
         </w:tc>
@@ -6915,7 +7509,7 @@
                 <w:szCs w:val="20"/>
                 <w:lang w:val="tr-TR"/>
               </w:rPr>
-              <w:t xml:space="preserve">46</w:t>
+              <w:t xml:space="preserve">88</w:t>
             </w:r>
           </w:p>
         </w:tc>
@@ -6939,7 +7533,7 @@
                 <w:szCs w:val="20"/>
                 <w:lang w:val="tr-TR"/>
               </w:rPr>
-              <w:t xml:space="preserve">100,8</w:t>
+              <w:t xml:space="preserve">163,5</w:t>
             </w:r>
           </w:p>
         </w:tc>
@@ -6967,13 +7561,13 @@
           <w:rFonts w:ascii="Times New Roman" w:hAnsi="Times New Roman" w:cs="Times New Roman"/>
           <w:lang w:val="tr-TR"/>
         </w:rPr>
-        <w:t xml:space="preserve">Bazı organik bileşiklerde birden fazla fonksiyonel grup bulunur. Örneğin araçlarda antifriz olarak kullanılan etilen glikolde (HO–CH</w:t>
-      </w:r>
-      <w:r>
-        <w:rPr>
-          <w:rFonts w:ascii="Times New Roman" w:hAnsi="Times New Roman" w:cs="Times New Roman"/>
+        <w:t xml:space="preserve">Bazı organik bileşiklerde birden fazla fonksiyonel grup bulunur. Örneğin kozmetik ürünlerde nem tutucu olarak kullanılan gliserinde (HO–CH</w:t>
+      </w:r>
+      <w:r>
+        <w:rPr>
+          <w:rFonts w:ascii="Times New Roman" w:hAnsi="Times New Roman" w:cs="Times New Roman"/>
+          <w:lang w:val="tr-TR"/>
           <w:vertAlign w:val="subscript"/>
-          <w:lang w:val="tr-TR"/>
         </w:rPr>
         <w:t xml:space="preserve">2</w:t>
       </w:r>
@@ -6982,13 +7576,13 @@
           <w:rFonts w:ascii="Times New Roman" w:hAnsi="Times New Roman" w:cs="Times New Roman"/>
           <w:lang w:val="tr-TR"/>
         </w:rPr>
-        <w:t xml:space="preserve">–CH</w:t>
-      </w:r>
-      <w:r>
-        <w:rPr>
-          <w:rFonts w:ascii="Times New Roman" w:hAnsi="Times New Roman" w:cs="Times New Roman"/>
+        <w:t xml:space="preserve">–CH(OH)–CH</w:t>
+      </w:r>
+      <w:r>
+        <w:rPr>
+          <w:rFonts w:ascii="Times New Roman" w:hAnsi="Times New Roman" w:cs="Times New Roman"/>
+          <w:lang w:val="tr-TR"/>
           <w:vertAlign w:val="subscript"/>
-          <w:lang w:val="tr-TR"/>
         </w:rPr>
         <w:t xml:space="preserve">2</w:t>
       </w:r>
@@ -6997,13 +7591,13 @@
           <w:rFonts w:ascii="Times New Roman" w:hAnsi="Times New Roman" w:cs="Times New Roman"/>
           <w:lang w:val="tr-TR"/>
         </w:rPr>
-        <w:t xml:space="preserve">–OH) iki hidroksil grubu, yoğurdun ekşimesine neden olan laktik asitte [CH</w:t>
-      </w:r>
-      <w:r>
-        <w:rPr>
-          <w:rFonts w:ascii="Times New Roman" w:hAnsi="Times New Roman" w:cs="Times New Roman"/>
+        <w:t xml:space="preserve">–OH) üç hidroksil grubu, canlılarda şekerlerin yıkımı sırasında oluşan pirüvik asitte (CH</w:t>
+      </w:r>
+      <w:r>
+        <w:rPr>
+          <w:rFonts w:ascii="Times New Roman" w:hAnsi="Times New Roman" w:cs="Times New Roman"/>
+          <w:lang w:val="tr-TR"/>
           <w:vertAlign w:val="subscript"/>
-          <w:lang w:val="tr-TR"/>
         </w:rPr>
         <w:t xml:space="preserve">3</w:t>
       </w:r>
@@ -7012,7 +7606,7 @@
           <w:rFonts w:ascii="Times New Roman" w:hAnsi="Times New Roman" w:cs="Times New Roman"/>
           <w:lang w:val="tr-TR"/>
         </w:rPr>
-        <w:t xml:space="preserve">–CH(OH)–COOH] ise hem hidroksil hem de karboksil grubu vardır.</w:t>
+        <w:t xml:space="preserve">–CO–COOH) ise hem karbonil hem de karboksil grubu vardır.</w:t>
       </w:r>
     </w:p>
     <w:p>
@@ -7071,8 +7665,8 @@
       <w:r>
         <w:rPr>
           <w:rFonts w:ascii="Times New Roman" w:hAnsi="Times New Roman" w:cs="Times New Roman"/>
+          <w:lang w:val="tr-TR"/>
           <w:vertAlign w:val="subscript"/>
-          <w:lang w:val="tr-TR"/>
         </w:rPr>
         <w:t xml:space="preserve">3</w:t>
       </w:r>
@@ -7086,8 +7680,8 @@
       <w:r>
         <w:rPr>
           <w:rFonts w:ascii="Times New Roman" w:hAnsi="Times New Roman" w:cs="Times New Roman"/>
+          <w:lang w:val="tr-TR"/>
           <w:vertAlign w:val="subscript"/>
-          <w:lang w:val="tr-TR"/>
         </w:rPr>
         <w:t xml:space="preserve">2</w:t>
       </w:r>
@@ -7101,8 +7695,38 @@
       <w:r>
         <w:rPr>
           <w:rFonts w:ascii="Times New Roman" w:hAnsi="Times New Roman" w:cs="Times New Roman"/>
+          <w:lang w:val="tr-TR"/>
           <w:vertAlign w:val="subscript"/>
-          <w:lang w:val="tr-TR"/>
+        </w:rPr>
+        <w:t xml:space="preserve">2</w:t>
+      </w:r>
+      <w:r>
+        <w:rPr>
+          <w:rFonts w:ascii="Times New Roman" w:hAnsi="Times New Roman" w:cs="Times New Roman"/>
+          <w:lang w:val="tr-TR"/>
+        </w:rPr>
+        <w:t xml:space="preserve">–CH</w:t>
+      </w:r>
+      <w:r>
+        <w:rPr>
+          <w:rFonts w:ascii="Times New Roman" w:hAnsi="Times New Roman" w:cs="Times New Roman"/>
+          <w:lang w:val="tr-TR"/>
+          <w:vertAlign w:val="subscript"/>
+        </w:rPr>
+        <w:t xml:space="preserve">2</w:t>
+      </w:r>
+      <w:r>
+        <w:rPr>
+          <w:rFonts w:ascii="Times New Roman" w:hAnsi="Times New Roman" w:cs="Times New Roman"/>
+          <w:lang w:val="tr-TR"/>
+        </w:rPr>
+        <w:t xml:space="preserve">–CH</w:t>
+      </w:r>
+      <w:r>
+        <w:rPr>
+          <w:rFonts w:ascii="Times New Roman" w:hAnsi="Times New Roman" w:cs="Times New Roman"/>
+          <w:lang w:val="tr-TR"/>
+          <w:vertAlign w:val="subscript"/>
         </w:rPr>
         <w:t xml:space="preserve">3</w:t>
       </w:r>
@@ -7116,8 +7740,8 @@
       <w:r>
         <w:rPr>
           <w:rFonts w:ascii="Times New Roman" w:hAnsi="Times New Roman" w:cs="Times New Roman"/>
+          <w:lang w:val="tr-TR"/>
           <w:vertAlign w:val="subscript"/>
-          <w:lang w:val="tr-TR"/>
         </w:rPr>
         <w:t xml:space="preserve">3</w:t>
       </w:r>
@@ -7131,8 +7755,8 @@
       <w:r>
         <w:rPr>
           <w:rFonts w:ascii="Times New Roman" w:hAnsi="Times New Roman" w:cs="Times New Roman"/>
+          <w:lang w:val="tr-TR"/>
           <w:vertAlign w:val="subscript"/>
-          <w:lang w:val="tr-TR"/>
         </w:rPr>
         <w:t xml:space="preserve">2</w:t>
       </w:r>
@@ -7146,8 +7770,8 @@
       <w:r>
         <w:rPr>
           <w:rFonts w:ascii="Times New Roman" w:hAnsi="Times New Roman" w:cs="Times New Roman"/>
+          <w:lang w:val="tr-TR"/>
           <w:vertAlign w:val="subscript"/>
-          <w:lang w:val="tr-TR"/>
         </w:rPr>
         <w:t xml:space="preserve">2</w:t>
       </w:r>
@@ -7161,8 +7785,8 @@
       <w:r>
         <w:rPr>
           <w:rFonts w:ascii="Times New Roman" w:hAnsi="Times New Roman" w:cs="Times New Roman"/>
+          <w:lang w:val="tr-TR"/>
           <w:vertAlign w:val="subscript"/>
-          <w:lang w:val="tr-TR"/>
         </w:rPr>
         <w:t xml:space="preserve">2</w:t>
       </w:r>
@@ -7176,8 +7800,8 @@
       <w:r>
         <w:rPr>
           <w:rFonts w:ascii="Times New Roman" w:hAnsi="Times New Roman" w:cs="Times New Roman"/>
+          <w:lang w:val="tr-TR"/>
           <w:vertAlign w:val="subscript"/>
-          <w:lang w:val="tr-TR"/>
         </w:rPr>
         <w:t xml:space="preserve">3</w:t>
       </w:r>
@@ -7191,8 +7815,8 @@
       <w:r>
         <w:rPr>
           <w:rFonts w:ascii="Times New Roman" w:hAnsi="Times New Roman" w:cs="Times New Roman"/>
+          <w:lang w:val="tr-TR"/>
           <w:vertAlign w:val="subscript"/>
-          <w:lang w:val="tr-TR"/>
         </w:rPr>
         <w:t xml:space="preserve">3</w:t>
       </w:r>
@@ -7206,8 +7830,8 @@
       <w:r>
         <w:rPr>
           <w:rFonts w:ascii="Times New Roman" w:hAnsi="Times New Roman" w:cs="Times New Roman"/>
+          <w:lang w:val="tr-TR"/>
           <w:vertAlign w:val="subscript"/>
-          <w:lang w:val="tr-TR"/>
         </w:rPr>
         <w:t xml:space="preserve">2</w:t>
       </w:r>
@@ -7221,8 +7845,38 @@
       <w:r>
         <w:rPr>
           <w:rFonts w:ascii="Times New Roman" w:hAnsi="Times New Roman" w:cs="Times New Roman"/>
+          <w:lang w:val="tr-TR"/>
           <w:vertAlign w:val="subscript"/>
-          <w:lang w:val="tr-TR"/>
+        </w:rPr>
+        <w:t xml:space="preserve">2</w:t>
+      </w:r>
+      <w:r>
+        <w:rPr>
+          <w:rFonts w:ascii="Times New Roman" w:hAnsi="Times New Roman" w:cs="Times New Roman"/>
+          <w:lang w:val="tr-TR"/>
+        </w:rPr>
+        <w:t xml:space="preserve">–CH</w:t>
+      </w:r>
+      <w:r>
+        <w:rPr>
+          <w:rFonts w:ascii="Times New Roman" w:hAnsi="Times New Roman" w:cs="Times New Roman"/>
+          <w:lang w:val="tr-TR"/>
+          <w:vertAlign w:val="subscript"/>
+        </w:rPr>
+        <w:t xml:space="preserve">2</w:t>
+      </w:r>
+      <w:r>
+        <w:rPr>
+          <w:rFonts w:ascii="Times New Roman" w:hAnsi="Times New Roman" w:cs="Times New Roman"/>
+          <w:lang w:val="tr-TR"/>
+        </w:rPr>
+        <w:t xml:space="preserve">–CH</w:t>
+      </w:r>
+      <w:r>
+        <w:rPr>
+          <w:rFonts w:ascii="Times New Roman" w:hAnsi="Times New Roman" w:cs="Times New Roman"/>
+          <w:lang w:val="tr-TR"/>
+          <w:vertAlign w:val="subscript"/>
         </w:rPr>
         <w:t xml:space="preserve">3</w:t>
       </w:r>
@@ -7336,7 +7990,7 @@
           <w:rFonts w:ascii="Times New Roman" w:hAnsi="Times New Roman" w:cs="Times New Roman"/>
           <w:lang w:val="tr-TR"/>
         </w:rPr>
-        <w:t xml:space="preserve">IV. Oksijen atomu iki karbon atomu arasında köprü oluşturur ve oksijene hidrojen bağlı değildir; bileşik eterdir.</w:t>
+        <w:t xml:space="preserve">IV. Oksijen atomu iki karbon atomu (etil ve propil grupları) arasında köprü oluşturur ve oksijene hidrojen bağlı değildir; bileşik eterdir.</w:t>
       </w:r>
     </w:p>
     <w:p>
@@ -7943,8 +8597,8 @@
             <w:r>
               <w:rPr>
                 <w:rFonts w:ascii="Times New Roman" w:hAnsi="Times New Roman" w:cs="Times New Roman"/>
+                <w:lang w:val="tr-TR"/>
                 <w:vertAlign w:val="subscript"/>
-                <w:lang w:val="tr-TR"/>
               </w:rPr>
               <w:t xml:space="preserve">3</w:t>
             </w:r>
@@ -7958,8 +8612,8 @@
             <w:r>
               <w:rPr>
                 <w:rFonts w:ascii="Times New Roman" w:hAnsi="Times New Roman" w:cs="Times New Roman"/>
+                <w:lang w:val="tr-TR"/>
                 <w:vertAlign w:val="subscript"/>
-                <w:lang w:val="tr-TR"/>
               </w:rPr>
               <w:t xml:space="preserve">2</w:t>
             </w:r>
@@ -7973,8 +8627,8 @@
             <w:r>
               <w:rPr>
                 <w:rFonts w:ascii="Times New Roman" w:hAnsi="Times New Roman" w:cs="Times New Roman"/>
+                <w:lang w:val="tr-TR"/>
                 <w:vertAlign w:val="subscript"/>
-                <w:lang w:val="tr-TR"/>
               </w:rPr>
               <w:t xml:space="preserve">2</w:t>
             </w:r>
@@ -7983,6 +8637,21 @@
                 <w:rFonts w:ascii="Times New Roman" w:hAnsi="Times New Roman" w:cs="Times New Roman"/>
                 <w:lang w:val="tr-TR"/>
               </w:rPr>
+              <w:t xml:space="preserve">–CH</w:t>
+            </w:r>
+            <w:r>
+              <w:rPr>
+                <w:rFonts w:ascii="Times New Roman" w:hAnsi="Times New Roman" w:cs="Times New Roman"/>
+                <w:lang w:val="tr-TR"/>
+                <w:vertAlign w:val="subscript"/>
+              </w:rPr>
+              <w:t xml:space="preserve">2</w:t>
+            </w:r>
+            <w:r>
+              <w:rPr>
+                <w:rFonts w:ascii="Times New Roman" w:hAnsi="Times New Roman" w:cs="Times New Roman"/>
+                <w:lang w:val="tr-TR"/>
+              </w:rPr>
               <w:t xml:space="preserve">–OH</w:t>
             </w:r>
           </w:p>
@@ -8026,8 +8695,8 @@
             <w:r>
               <w:rPr>
                 <w:rFonts w:ascii="Times New Roman" w:hAnsi="Times New Roman" w:cs="Times New Roman"/>
+                <w:lang w:val="tr-TR"/>
                 <w:vertAlign w:val="subscript"/>
-                <w:lang w:val="tr-TR"/>
               </w:rPr>
               <w:t xml:space="preserve">3</w:t>
             </w:r>
@@ -8036,13 +8705,28 @@
                 <w:rFonts w:ascii="Times New Roman" w:hAnsi="Times New Roman" w:cs="Times New Roman"/>
                 <w:lang w:val="tr-TR"/>
               </w:rPr>
+              <w:t xml:space="preserve">–CH</w:t>
+            </w:r>
+            <w:r>
+              <w:rPr>
+                <w:rFonts w:ascii="Times New Roman" w:hAnsi="Times New Roman" w:cs="Times New Roman"/>
+                <w:lang w:val="tr-TR"/>
+                <w:vertAlign w:val="subscript"/>
+              </w:rPr>
+              <w:t xml:space="preserve">2</w:t>
+            </w:r>
+            <w:r>
+              <w:rPr>
+                <w:rFonts w:ascii="Times New Roman" w:hAnsi="Times New Roman" w:cs="Times New Roman"/>
+                <w:lang w:val="tr-TR"/>
+              </w:rPr>
               <w:t xml:space="preserve">–CO–CH</w:t>
             </w:r>
             <w:r>
               <w:rPr>
                 <w:rFonts w:ascii="Times New Roman" w:hAnsi="Times New Roman" w:cs="Times New Roman"/>
+                <w:lang w:val="tr-TR"/>
                 <w:vertAlign w:val="subscript"/>
-                <w:lang w:val="tr-TR"/>
               </w:rPr>
               <w:t xml:space="preserve">2</w:t>
             </w:r>
@@ -8056,8 +8740,8 @@
             <w:r>
               <w:rPr>
                 <w:rFonts w:ascii="Times New Roman" w:hAnsi="Times New Roman" w:cs="Times New Roman"/>
+                <w:lang w:val="tr-TR"/>
                 <w:vertAlign w:val="subscript"/>
-                <w:lang w:val="tr-TR"/>
               </w:rPr>
               <w:t xml:space="preserve">3</w:t>
             </w:r>
@@ -8097,7 +8781,67 @@
                 <w:rFonts w:ascii="Times New Roman" w:hAnsi="Times New Roman" w:cs="Times New Roman"/>
                 <w:lang w:val="tr-TR"/>
               </w:rPr>
-              <w:t xml:space="preserve">H–COOH</w:t>
+              <w:t xml:space="preserve">CH</w:t>
+            </w:r>
+            <w:r>
+              <w:rPr>
+                <w:rFonts w:ascii="Times New Roman" w:hAnsi="Times New Roman" w:cs="Times New Roman"/>
+                <w:lang w:val="tr-TR"/>
+                <w:vertAlign w:val="subscript"/>
+              </w:rPr>
+              <w:t xml:space="preserve">3</w:t>
+            </w:r>
+            <w:r>
+              <w:rPr>
+                <w:rFonts w:ascii="Times New Roman" w:hAnsi="Times New Roman" w:cs="Times New Roman"/>
+                <w:lang w:val="tr-TR"/>
+              </w:rPr>
+              <w:t xml:space="preserve">–CH</w:t>
+            </w:r>
+            <w:r>
+              <w:rPr>
+                <w:rFonts w:ascii="Times New Roman" w:hAnsi="Times New Roman" w:cs="Times New Roman"/>
+                <w:lang w:val="tr-TR"/>
+                <w:vertAlign w:val="subscript"/>
+              </w:rPr>
+              <w:t xml:space="preserve">2</w:t>
+            </w:r>
+            <w:r>
+              <w:rPr>
+                <w:rFonts w:ascii="Times New Roman" w:hAnsi="Times New Roman" w:cs="Times New Roman"/>
+                <w:lang w:val="tr-TR"/>
+              </w:rPr>
+              <w:t xml:space="preserve">–CH</w:t>
+            </w:r>
+            <w:r>
+              <w:rPr>
+                <w:rFonts w:ascii="Times New Roman" w:hAnsi="Times New Roman" w:cs="Times New Roman"/>
+                <w:lang w:val="tr-TR"/>
+                <w:vertAlign w:val="subscript"/>
+              </w:rPr>
+              <w:t xml:space="preserve">2</w:t>
+            </w:r>
+            <w:r>
+              <w:rPr>
+                <w:rFonts w:ascii="Times New Roman" w:hAnsi="Times New Roman" w:cs="Times New Roman"/>
+                <w:lang w:val="tr-TR"/>
+              </w:rPr>
+              <w:t xml:space="preserve">–CH</w:t>
+            </w:r>
+            <w:r>
+              <w:rPr>
+                <w:rFonts w:ascii="Times New Roman" w:hAnsi="Times New Roman" w:cs="Times New Roman"/>
+                <w:lang w:val="tr-TR"/>
+                <w:vertAlign w:val="subscript"/>
+              </w:rPr>
+              <w:t xml:space="preserve">2</w:t>
+            </w:r>
+            <w:r>
+              <w:rPr>
+                <w:rFonts w:ascii="Times New Roman" w:hAnsi="Times New Roman" w:cs="Times New Roman"/>
+                <w:lang w:val="tr-TR"/>
+              </w:rPr>
+              <w:t xml:space="preserve">–COOH</w:t>
             </w:r>
           </w:p>
         </w:tc>
@@ -8236,8 +8980,8 @@
             <w:r>
               <w:rPr>
                 <w:rFonts w:ascii="Times New Roman" w:hAnsi="Times New Roman" w:cs="Times New Roman"/>
+                <w:lang w:val="tr-TR"/>
                 <w:vertAlign w:val="subscript"/>
-                <w:lang w:val="tr-TR"/>
               </w:rPr>
               <w:t xml:space="preserve">3</w:t>
             </w:r>
@@ -8246,22 +8990,22 @@
                 <w:rFonts w:ascii="Times New Roman" w:hAnsi="Times New Roman" w:cs="Times New Roman"/>
                 <w:lang w:val="tr-TR"/>
               </w:rPr>
-              <w:t xml:space="preserve">–CH</w:t>
-            </w:r>
-            <w:r>
-              <w:rPr>
-                <w:rFonts w:ascii="Times New Roman" w:hAnsi="Times New Roman" w:cs="Times New Roman"/>
+              <w:t xml:space="preserve">–CH(CH</w:t>
+            </w:r>
+            <w:r>
+              <w:rPr>
+                <w:rFonts w:ascii="Times New Roman" w:hAnsi="Times New Roman" w:cs="Times New Roman"/>
+                <w:lang w:val="tr-TR"/>
                 <w:vertAlign w:val="subscript"/>
-                <w:lang w:val="tr-TR"/>
-              </w:rPr>
-              <w:t xml:space="preserve">2</w:t>
-            </w:r>
-            <w:r>
-              <w:rPr>
-                <w:rFonts w:ascii="Times New Roman" w:hAnsi="Times New Roman" w:cs="Times New Roman"/>
-                <w:lang w:val="tr-TR"/>
-              </w:rPr>
-              <w:t xml:space="preserve">–CHO</w:t>
+              </w:rPr>
+              <w:t xml:space="preserve">3</w:t>
+            </w:r>
+            <w:r>
+              <w:rPr>
+                <w:rFonts w:ascii="Times New Roman" w:hAnsi="Times New Roman" w:cs="Times New Roman"/>
+                <w:lang w:val="tr-TR"/>
+              </w:rPr>
+              <w:t xml:space="preserve">)–CHO</w:t>
             </w:r>
           </w:p>
         </w:tc>
@@ -8400,8 +9144,8 @@
             <w:r>
               <w:rPr>
                 <w:rFonts w:ascii="Times New Roman" w:hAnsi="Times New Roman" w:cs="Times New Roman"/>
+                <w:lang w:val="tr-TR"/>
                 <w:vertAlign w:val="subscript"/>
-                <w:lang w:val="tr-TR"/>
               </w:rPr>
               <w:t xml:space="preserve">3</w:t>
             </w:r>
@@ -8415,8 +9159,23 @@
             <w:r>
               <w:rPr>
                 <w:rFonts w:ascii="Times New Roman" w:hAnsi="Times New Roman" w:cs="Times New Roman"/>
+                <w:lang w:val="tr-TR"/>
                 <w:vertAlign w:val="subscript"/>
-                <w:lang w:val="tr-TR"/>
+              </w:rPr>
+              <w:t xml:space="preserve">2</w:t>
+            </w:r>
+            <w:r>
+              <w:rPr>
+                <w:rFonts w:ascii="Times New Roman" w:hAnsi="Times New Roman" w:cs="Times New Roman"/>
+                <w:lang w:val="tr-TR"/>
+              </w:rPr>
+              <w:t xml:space="preserve">–CH</w:t>
+            </w:r>
+            <w:r>
+              <w:rPr>
+                <w:rFonts w:ascii="Times New Roman" w:hAnsi="Times New Roman" w:cs="Times New Roman"/>
+                <w:lang w:val="tr-TR"/>
+                <w:vertAlign w:val="subscript"/>
               </w:rPr>
               <w:t xml:space="preserve">3</w:t>
             </w:r>
@@ -8461,8 +9220,8 @@
             <w:r>
               <w:rPr>
                 <w:rFonts w:ascii="Times New Roman" w:hAnsi="Times New Roman" w:cs="Times New Roman"/>
+                <w:lang w:val="tr-TR"/>
                 <w:vertAlign w:val="subscript"/>
-                <w:lang w:val="tr-TR"/>
               </w:rPr>
               <w:t xml:space="preserve">3</w:t>
             </w:r>
@@ -8471,22 +9230,22 @@
                 <w:rFonts w:ascii="Times New Roman" w:hAnsi="Times New Roman" w:cs="Times New Roman"/>
                 <w:lang w:val="tr-TR"/>
               </w:rPr>
-              <w:t xml:space="preserve">–CH</w:t>
-            </w:r>
-            <w:r>
-              <w:rPr>
-                <w:rFonts w:ascii="Times New Roman" w:hAnsi="Times New Roman" w:cs="Times New Roman"/>
+              <w:t xml:space="preserve">–CH(CH</w:t>
+            </w:r>
+            <w:r>
+              <w:rPr>
+                <w:rFonts w:ascii="Times New Roman" w:hAnsi="Times New Roman" w:cs="Times New Roman"/>
+                <w:lang w:val="tr-TR"/>
                 <w:vertAlign w:val="subscript"/>
-                <w:lang w:val="tr-TR"/>
-              </w:rPr>
-              <w:t xml:space="preserve">2</w:t>
-            </w:r>
-            <w:r>
-              <w:rPr>
-                <w:rFonts w:ascii="Times New Roman" w:hAnsi="Times New Roman" w:cs="Times New Roman"/>
-                <w:lang w:val="tr-TR"/>
-              </w:rPr>
-              <w:t xml:space="preserve">–COOH</w:t>
+              </w:rPr>
+              <w:t xml:space="preserve">3</w:t>
+            </w:r>
+            <w:r>
+              <w:rPr>
+                <w:rFonts w:ascii="Times New Roman" w:hAnsi="Times New Roman" w:cs="Times New Roman"/>
+                <w:lang w:val="tr-TR"/>
+              </w:rPr>
+              <w:t xml:space="preserve">)–COOH</w:t>
             </w:r>
           </w:p>
         </w:tc>

--- a/Kim12-2-9-Fonksiyonel-Gruplar.docx
+++ b/Kim12-2-9-Fonksiyonel-Gruplar.docx
@@ -207,7 +207,7 @@
           <w:rFonts w:ascii="Times New Roman" w:hAnsi="Times New Roman" w:cs="Times New Roman"/>
           <w:lang w:val="tr-TR"/>
         </w:rPr>
-        <w:t xml:space="preserve">Bir etkinlik yaparak keşfediniz. Analiz ve Keşif Atölyesi 2.9.’da sınıflandırma yapacaksınız: Kanıt kartlarındaki organik bileşiklerin molekül ve yarı açık formüllerini inceleyerek onları sınıflandırmak için ölçütler belirleyecek, bu ölçütlere göre bileşikleri ayrıştırıp gruplandıracak ve grup adlarınızı bilimdeki karşılıklarıyla kıyaslayacaksınız. Kartlardaki verileri düzenleyip örüntüleri yorumlarken veri okuryazarlığı becerilerinizi kullanacak; doğru ve güvenilir bilgiyi ayırt ederek araştırmacı bir tutum sergileyecek ve çalışkanlık değerini destekleyeceksiniz.</w:t>
+        <w:t xml:space="preserve">Bu sorunun cevabını bir etkinlik yaparak keşfediniz. Analiz ve Keşif Atölyesi 2.9.’da sınıflandırma yapacaksınız: Kanıt kartlarındaki organik bileşiklerin molekül ve yarı açık formüllerini inceleyerek onları sınıflandırmak için ölçütler belirleyecek, bu ölçütlere göre bileşikleri ayrıştırıp gruplandıracak ve grup adlarınızı bilimdeki karşılıklarıyla kıyaslayacaksınız. Kartlardaki verileri düzenleyip örüntüleri yorumlarken veri okuryazarlığı becerilerinizi kullanacak; doğru ve güvenilir bilgiyi ayırt ederek araştırmacı bir tutum sergileyecek ve çalışkanlık değerini destekleyeceksiniz.</w:t>
       </w:r>
     </w:p>
     <w:p>

--- a/Kim12-2-9-Fonksiyonel-Gruplar.docx
+++ b/Kim12-2-9-Fonksiyonel-Gruplar.docx
@@ -9320,7 +9320,7 @@
           <w:rFonts w:ascii="Times New Roman" w:hAnsi="Times New Roman" w:cs="Times New Roman"/>
           <w:lang w:val="tr-TR"/>
         </w:rPr>
-        <w:t xml:space="preserve">a) Alkol sınıfına ait bileşikler hangileridir?</w:t>
+        <w:t xml:space="preserve">a. Alkol sınıfına ait bileşikler hangileridir?</w:t>
       </w:r>
     </w:p>
     <w:p>
@@ -9354,7 +9354,7 @@
           <w:rFonts w:ascii="Times New Roman" w:hAnsi="Times New Roman" w:cs="Times New Roman"/>
           <w:lang w:val="tr-TR"/>
         </w:rPr>
-        <w:t xml:space="preserve">b) Karbonil grubu taşıyan aldehit ve ketonlar hangileridir? Her birinin sınıfını yazınız.</w:t>
+        <w:t xml:space="preserve">b. Karbonil grubu taşıyan aldehit ve ketonlar hangileridir? Her birinin sınıfını yazınız.</w:t>
       </w:r>
     </w:p>
     <w:p>
@@ -9388,7 +9388,7 @@
           <w:rFonts w:ascii="Times New Roman" w:hAnsi="Times New Roman" w:cs="Times New Roman"/>
           <w:lang w:val="tr-TR"/>
         </w:rPr>
-        <w:t xml:space="preserve">c) Karboksilik asit ve esterleri ayrı ayrı belirleyiniz.</w:t>
+        <w:t xml:space="preserve">c. Karboksilik asit ve esterleri ayrı ayrı belirleyiniz.</w:t>
       </w:r>
     </w:p>
     <w:p>
@@ -9422,7 +9422,7 @@
           <w:rFonts w:ascii="Times New Roman" w:hAnsi="Times New Roman" w:cs="Times New Roman"/>
           <w:lang w:val="tr-TR"/>
         </w:rPr>
-        <w:t xml:space="preserve">ç) Gridde eter sınıfına ait bileşik hangisidir? Fonksiyonel grubunu yazınız.</w:t>
+        <w:t xml:space="preserve">ç. Gridde eter sınıfına ait bileşik hangisidir? Fonksiyonel grubunu yazınız.</w:t>
       </w:r>
     </w:p>
     <w:p>
@@ -9552,7 +9552,7 @@
                 <w:rFonts w:ascii="Times New Roman" w:hAnsi="Times New Roman" w:cs="Times New Roman"/>
                 <w:lang w:val="tr-TR"/>
               </w:rPr>
-              <w:t xml:space="preserve">a) R–COO–R′</w:t>
+              <w:t xml:space="preserve">a. R–COO–R′</w:t>
             </w:r>
           </w:p>
         </w:tc>
@@ -9598,7 +9598,7 @@
                 <w:rFonts w:ascii="Times New Roman" w:hAnsi="Times New Roman" w:cs="Times New Roman"/>
                 <w:lang w:val="tr-TR"/>
               </w:rPr>
-              <w:t xml:space="preserve">b) R–CHO</w:t>
+              <w:t xml:space="preserve">b. R–CHO</w:t>
             </w:r>
           </w:p>
         </w:tc>
@@ -9644,7 +9644,7 @@
                 <w:rFonts w:ascii="Times New Roman" w:hAnsi="Times New Roman" w:cs="Times New Roman"/>
                 <w:lang w:val="tr-TR"/>
               </w:rPr>
-              <w:t xml:space="preserve">c) R–O–R′</w:t>
+              <w:t xml:space="preserve">c. R–O–R′</w:t>
             </w:r>
           </w:p>
         </w:tc>
@@ -9690,7 +9690,7 @@
                 <w:rFonts w:ascii="Times New Roman" w:hAnsi="Times New Roman" w:cs="Times New Roman"/>
                 <w:lang w:val="tr-TR"/>
               </w:rPr>
-              <w:t xml:space="preserve">ç) R–CO–R′</w:t>
+              <w:t xml:space="preserve">ç. R–CO–R′</w:t>
             </w:r>
           </w:p>
         </w:tc>
@@ -9736,7 +9736,7 @@
                 <w:rFonts w:ascii="Times New Roman" w:hAnsi="Times New Roman" w:cs="Times New Roman"/>
                 <w:lang w:val="tr-TR"/>
               </w:rPr>
-              <w:t xml:space="preserve">d) R–OH</w:t>
+              <w:t xml:space="preserve">d. R–OH</w:t>
             </w:r>
           </w:p>
         </w:tc>
@@ -9782,7 +9782,7 @@
                 <w:rFonts w:ascii="Times New Roman" w:hAnsi="Times New Roman" w:cs="Times New Roman"/>
                 <w:lang w:val="tr-TR"/>
               </w:rPr>
-              <w:t xml:space="preserve">e) R–COOH</w:t>
+              <w:t xml:space="preserve">e. R–COOH</w:t>
             </w:r>
           </w:p>
         </w:tc>

--- a/Kim12-2-9-Fonksiyonel-Gruplar.docx
+++ b/Kim12-2-9-Fonksiyonel-Gruplar.docx
@@ -6093,7 +6093,7 @@
       <w:r>
         <w:drawing>
           <wp:inline distT="0" distB="0" distL="0" distR="0">
-            <wp:extent cx="4320000" cy="1234285"/>
+            <wp:extent cx="5544000" cy="1582693"/>
             <wp:docPr id="900002" name="Grafik 900002" descr="Alkol, eter ve aldehit uzay dolgu modelleri"/>
             <wp:cNvGraphicFramePr>
               <a:graphicFrameLocks noChangeAspect="1"/>
@@ -6114,7 +6114,7 @@
                   <pic:spPr>
                     <a:xfrm>
                       <a:off x="0" y="0"/>
-                      <a:ext cx="4320000" cy="1234285"/>
+                      <a:ext cx="5544000" cy="1582693"/>
                     </a:xfrm>
                     <a:prstGeom prst="rect">
                       <a:avLst/>
@@ -6138,7 +6138,7 @@
       <w:r>
         <w:drawing>
           <wp:inline distT="0" distB="0" distL="0" distR="0">
-            <wp:extent cx="4320000" cy="1234285"/>
+            <wp:extent cx="5544000" cy="1582693"/>
             <wp:docPr id="900003" name="Grafik 900003" descr="Keton, karboksilik asit ve ester uzay dolgu modelleri"/>
             <wp:cNvGraphicFramePr>
               <a:graphicFrameLocks noChangeAspect="1"/>
@@ -6159,7 +6159,7 @@
                   <pic:spPr>
                     <a:xfrm>
                       <a:off x="0" y="0"/>
-                      <a:ext cx="4320000" cy="1234285"/>
+                      <a:ext cx="5544000" cy="1582693"/>
                     </a:xfrm>
                     <a:prstGeom prst="rect">
                       <a:avLst/>

--- a/Kim12-2-9-Fonksiyonel-Gruplar.docx
+++ b/Kim12-2-9-Fonksiyonel-Gruplar.docx
@@ -39,85 +39,59 @@
         <w:t xml:space="preserve">Evinizde ellerinizi temizlemek için kullandığınız dezenfektan, ojeyi çıkarmak için kullanılan aseton ve salatalara eklenen sirke keskin ama birbirinden farklı kokulara sahiptir (Görsel A). Dezenfektan ve aseton kolayca alev alırken sirke yanıcı değildir; sirkenin ekşi tadı ise diğerlerinde yoktur. Muzun, ananasın ya da çileğin hoş kokusu da yine karbon, hidrojen ve oksijen atomlarından oluşan moleküllerden kaynaklanır. Bu maddelerin hepsi karbon zinciri içeren organik bileşiklerdir. Peki aynı tür atomlardan oluşan bu maddelerin özellikleri neden bu kadar farklıdır? Moleküllerin hangi kısmı özelliklerinin belirlenmesinde etkilidir? Bu bileşikler hangi ölçütlerle gruplandırılabilir?</w:t>
       </w:r>
     </w:p>
-    <w:tbl>
-      <w:tblPr>
-        <w:tblW w:w="9000" w:type="dxa"/>
+    <w:p>
+      <w:pPr>
         <w:jc w:val="center"/>
-        <w:tblBorders>
-          <w:top w:val="single" w:sz="8" w:space="0" w:color="7F7F7F"/>
-          <w:left w:val="single" w:sz="8" w:space="0" w:color="7F7F7F"/>
-          <w:bottom w:val="single" w:sz="8" w:space="0" w:color="7F7F7F"/>
-          <w:right w:val="single" w:sz="8" w:space="0" w:color="7F7F7F"/>
-        </w:tblBorders>
-      </w:tblPr>
-      <w:tblGrid>
-        <w:gridCol w:w="9000"/>
-      </w:tblGrid>
-      <w:tr>
-        <w:tc>
-          <w:tcPr>
-            <w:tcW w:w="9000" w:type="dxa"/>
-            <w:shd w:val="clear" w:color="auto" w:fill="EDEDED"/>
-          </w:tcPr>
-          <w:p>
-            <w:pPr>
-              <w:jc w:val="both"/>
-              <w:rPr>
-                <w:rFonts w:ascii="Times New Roman" w:hAnsi="Times New Roman" w:cs="Times New Roman"/>
-                <w:lang w:val="tr-TR"/>
-              </w:rPr>
-            </w:pPr>
-            <w:r>
-              <w:rPr>
-                <w:rFonts w:ascii="Times New Roman" w:hAnsi="Times New Roman" w:cs="Times New Roman"/>
-                <w:lang w:val="tr-TR"/>
-              </w:rPr>
-              <w:t xml:space="preserve">GÖRSEL ALANI (Shutterstock)</w:t>
-            </w:r>
-          </w:p>
-          <w:p>
-            <w:pPr>
-              <w:jc w:val="both"/>
-              <w:rPr>
-                <w:rFonts w:ascii="Times New Roman" w:hAnsi="Times New Roman" w:cs="Times New Roman"/>
-                <w:lang w:val="tr-TR"/>
-              </w:rPr>
-            </w:pPr>
-            <w:r>
-              <w:rPr>
-                <w:rFonts w:ascii="Times New Roman" w:hAnsi="Times New Roman" w:cs="Times New Roman"/>
-                <w:lang w:val="tr-TR"/>
-              </w:rPr>
-              <w:t xml:space="preserve">Tarif: Masa üzerinde etiketi okunmayan bir el dezenfektanı şişesi, oje çıkarıcı şişesi ve cam şişede sirke; yanlarında dilimlenmiş elma. Marka ve logo görünmesin.</w:t>
-            </w:r>
-          </w:p>
-          <w:p>
-            <w:pPr>
-              <w:jc w:val="both"/>
-              <w:rPr>
-                <w:rFonts w:ascii="Times New Roman" w:hAnsi="Times New Roman" w:cs="Times New Roman"/>
-                <w:lang w:val="tr-TR"/>
-              </w:rPr>
-            </w:pPr>
-            <w:r>
-              <w:rPr>
-                <w:rFonts w:ascii="Times New Roman" w:hAnsi="Times New Roman" w:cs="Times New Roman"/>
-                <w:lang w:val="tr-TR"/>
-              </w:rPr>
-              <w:t xml:space="preserve">Shutter ID: 1461876668 (fotoğraf) — Bottle of acetone nail polish remover in hand</w:t>
-            </w:r>
-          </w:p>
-        </w:tc>
-      </w:tr>
-    </w:tbl>
+      </w:pPr>
+      <w:r>
+        <w:drawing>
+          <wp:inline xmlns:a="http://schemas.openxmlformats.org/drawingml/2006/main" xmlns:pic="http://schemas.openxmlformats.org/drawingml/2006/picture">
+            <wp:extent cx="3458371" cy="2520000"/>
+            <wp:docPr id="900009" name="Picture 900009"/>
+            <wp:cNvGraphicFramePr>
+              <a:graphicFrameLocks noChangeAspect="1"/>
+            </wp:cNvGraphicFramePr>
+            <a:graphic>
+              <a:graphicData uri="http://schemas.openxmlformats.org/drawingml/2006/picture">
+                <pic:pic>
+                  <pic:nvPicPr>
+                    <pic:cNvPr id="0" name="1461876668_d.jpg"/>
+                    <pic:cNvPicPr/>
+                  </pic:nvPicPr>
+                  <pic:blipFill>
+                    <a:blip r:embed="rId11"/>
+                    <a:stretch>
+                      <a:fillRect/>
+                    </a:stretch>
+                  </pic:blipFill>
+                  <pic:spPr>
+                    <a:xfrm>
+                      <a:off x="0" y="0"/>
+                      <a:ext cx="3458371" cy="2520000"/>
+                    </a:xfrm>
+                    <a:prstGeom prst="rect"/>
+                  </pic:spPr>
+                </pic:pic>
+              </a:graphicData>
+            </a:graphic>
+          </wp:inline>
+        </w:drawing>
+      </w:r>
+    </w:p>
     <w:p>
       <w:pPr>
-        <w:jc w:val="both"/>
-        <w:rPr>
-          <w:rFonts w:ascii="Times New Roman" w:hAnsi="Times New Roman" w:cs="Times New Roman"/>
-          <w:lang w:val="tr-TR"/>
-        </w:rPr>
-      </w:pPr>
+        <w:jc w:val="center"/>
+      </w:pPr>
+      <w:r>
+        <w:rPr>
+          <w:rFonts w:ascii="Times New Roman" w:hAnsi="Times New Roman" w:cs="Times New Roman"/>
+          <w:b/>
+          <w:bCs/>
+          <w:highlight w:val="yellow"/>
+          <w:lang w:val="tr-TR"/>
+        </w:rPr>
+        <w:t xml:space="preserve">Shutter id: 1461876668</w:t>
+      </w:r>
     </w:p>
     <w:p>
       <w:pPr>
@@ -8290,85 +8264,59 @@
         <w:t xml:space="preserve">Türkiye, iklim koşulları sayesinde kozmetik, parfümeri ve gıda sektörlerine ham madde sağlayan birçok bitkinin yetiştiği bir ülkedir. Isparta ve çevresinde yetiştirilen yağ gülünden elde edilen gül yağı, dünyada parfüm ve kozmetik sanayisinde aranan değerli bir üründür. Gül yağının kendine özgü kokusunu veren bileşenlerin önemli bir kısmı sitronellol, geraniol ve feniletil alkol gibi alkollerdir. Bir kilogram gül yağı elde etmek için tonlarca gül yaprağının damıtılması gerekir. Yaşadığınız bölgede yetişen bitkilerin içerdiği organik bileşikleri ve bu bileşiklerin hangi fonksiyonel gruplara sahip olduğunu araştırarak sınıfınızda paylaşabilirsiniz.</w:t>
       </w:r>
     </w:p>
-    <w:tbl>
-      <w:tblPr>
-        <w:tblW w:w="9000" w:type="dxa"/>
+    <w:p>
+      <w:pPr>
         <w:jc w:val="center"/>
-        <w:tblBorders>
-          <w:top w:val="single" w:sz="8" w:space="0" w:color="7F7F7F"/>
-          <w:left w:val="single" w:sz="8" w:space="0" w:color="7F7F7F"/>
-          <w:bottom w:val="single" w:sz="8" w:space="0" w:color="7F7F7F"/>
-          <w:right w:val="single" w:sz="8" w:space="0" w:color="7F7F7F"/>
-        </w:tblBorders>
-      </w:tblPr>
-      <w:tblGrid>
-        <w:gridCol w:w="9000"/>
-      </w:tblGrid>
-      <w:tr>
-        <w:tc>
-          <w:tcPr>
-            <w:tcW w:w="9000" w:type="dxa"/>
-            <w:shd w:val="clear" w:color="auto" w:fill="EDEDED"/>
-          </w:tcPr>
-          <w:p>
-            <w:pPr>
-              <w:jc w:val="both"/>
-              <w:rPr>
-                <w:rFonts w:ascii="Times New Roman" w:hAnsi="Times New Roman" w:cs="Times New Roman"/>
-                <w:lang w:val="tr-TR"/>
-              </w:rPr>
-            </w:pPr>
-            <w:r>
-              <w:rPr>
-                <w:rFonts w:ascii="Times New Roman" w:hAnsi="Times New Roman" w:cs="Times New Roman"/>
-                <w:lang w:val="tr-TR"/>
-              </w:rPr>
-              <w:t xml:space="preserve">GÖRSEL ALANI (Shutterstock)</w:t>
-            </w:r>
-          </w:p>
-          <w:p>
-            <w:pPr>
-              <w:jc w:val="both"/>
-              <w:rPr>
-                <w:rFonts w:ascii="Times New Roman" w:hAnsi="Times New Roman" w:cs="Times New Roman"/>
-                <w:lang w:val="tr-TR"/>
-              </w:rPr>
-            </w:pPr>
-            <w:r>
-              <w:rPr>
-                <w:rFonts w:ascii="Times New Roman" w:hAnsi="Times New Roman" w:cs="Times New Roman"/>
-                <w:lang w:val="tr-TR"/>
-              </w:rPr>
-              <w:t xml:space="preserve">Tarif: Sabah saatlerinde pembe yağ gülü tarlasında sepetlere gül toplanması; yakın plan gül çiçekleri.</w:t>
-            </w:r>
-          </w:p>
-          <w:p>
-            <w:pPr>
-              <w:jc w:val="both"/>
-              <w:rPr>
-                <w:rFonts w:ascii="Times New Roman" w:hAnsi="Times New Roman" w:cs="Times New Roman"/>
-                <w:lang w:val="tr-TR"/>
-              </w:rPr>
-            </w:pPr>
-            <w:r>
-              <w:rPr>
-                <w:rFonts w:ascii="Times New Roman" w:hAnsi="Times New Roman" w:cs="Times New Roman"/>
-                <w:lang w:val="tr-TR"/>
-              </w:rPr>
-              <w:t xml:space="preserve">Shutter ID: 2561760761 (fotoğraf) — Damask rose harvest, bag with pink roses</w:t>
-            </w:r>
-          </w:p>
-        </w:tc>
-      </w:tr>
-    </w:tbl>
+      </w:pPr>
+      <w:r>
+        <w:drawing>
+          <wp:inline xmlns:a="http://schemas.openxmlformats.org/drawingml/2006/main" xmlns:pic="http://schemas.openxmlformats.org/drawingml/2006/picture">
+            <wp:extent cx="4004237" cy="2520000"/>
+            <wp:docPr id="900010" name="Picture 900010"/>
+            <wp:cNvGraphicFramePr>
+              <a:graphicFrameLocks noChangeAspect="1"/>
+            </wp:cNvGraphicFramePr>
+            <a:graphic>
+              <a:graphicData uri="http://schemas.openxmlformats.org/drawingml/2006/picture">
+                <pic:pic>
+                  <pic:nvPicPr>
+                    <pic:cNvPr id="0" name="2561760761_d.jpg"/>
+                    <pic:cNvPicPr/>
+                  </pic:nvPicPr>
+                  <pic:blipFill>
+                    <a:blip r:embed="rId12"/>
+                    <a:stretch>
+                      <a:fillRect/>
+                    </a:stretch>
+                  </pic:blipFill>
+                  <pic:spPr>
+                    <a:xfrm>
+                      <a:off x="0" y="0"/>
+                      <a:ext cx="4004237" cy="2520000"/>
+                    </a:xfrm>
+                    <a:prstGeom prst="rect"/>
+                  </pic:spPr>
+                </pic:pic>
+              </a:graphicData>
+            </a:graphic>
+          </wp:inline>
+        </w:drawing>
+      </w:r>
+    </w:p>
     <w:p>
       <w:pPr>
-        <w:jc w:val="both"/>
-        <w:rPr>
-          <w:rFonts w:ascii="Times New Roman" w:hAnsi="Times New Roman" w:cs="Times New Roman"/>
-          <w:lang w:val="tr-TR"/>
-        </w:rPr>
-      </w:pPr>
+        <w:jc w:val="center"/>
+      </w:pPr>
+      <w:r>
+        <w:rPr>
+          <w:rFonts w:ascii="Times New Roman" w:hAnsi="Times New Roman" w:cs="Times New Roman"/>
+          <w:b/>
+          <w:bCs/>
+          <w:highlight w:val="yellow"/>
+          <w:lang w:val="tr-TR"/>
+        </w:rPr>
+        <w:t xml:space="preserve">Shutter id: 2561760761</w:t>
+      </w:r>
     </w:p>
     <w:p>
       <w:pPr>

--- a/Kim12-2-9-Fonksiyonel-Gruplar.docx
+++ b/Kim12-2-9-Fonksiyonel-Gruplar.docx
@@ -36,88 +36,198 @@
           <w:rFonts w:ascii="Times New Roman" w:hAnsi="Times New Roman" w:cs="Times New Roman"/>
           <w:lang w:val="tr-TR"/>
         </w:rPr>
-        <w:t xml:space="preserve">Evinizde ellerinizi temizlemek için kullandığınız dezenfektan, ojeyi çıkarmak için kullanılan aseton ve salatalara eklenen sirke keskin ama birbirinden farklı kokulara sahiptir (Görsel A). Dezenfektan ve aseton kolayca alev alırken sirke yanıcı değildir; sirkenin ekşi tadı ise diğerlerinde yoktur. Muzun, ananasın ya da çileğin hoş kokusu da yine karbon, hidrojen ve oksijen atomlarından oluşan moleküllerden kaynaklanır. Bu maddelerin hepsi karbon zinciri içeren organik bileşiklerdir. Peki aynı tür atomlardan oluşan bu maddelerin özellikleri neden bu kadar farklıdır? Moleküllerin hangi kısmı özelliklerinin belirlenmesinde etkilidir? Bu bileşikler hangi ölçütlerle gruplandırılabilir?</w:t>
+        <w:t xml:space="preserve">Evinizde ellerinizi temizlemek için kullandığınız dezenfektan, ojeyi çıkarmak için kullanılan aseton ve salatalara eklenen sirke keskin ama birbirinden farklı kokulara sahiptir (Görsel A ve B). Dezenfektan ve aseton kolayca alev alırken sirke yanıcı değildir; sirkenin ekşi tadı ise diğerlerinde yoktur. Muzun, ananasın ya da çileğin hoş kokusu da yine karbon, hidrojen ve oksijen atomlarından oluşan moleküllerden kaynaklanır. Bu maddelerin hepsi karbon zinciri içeren organik bileşiklerdir. Peki aynı tür atomlardan oluşan bu maddelerin özellikleri neden bu kadar farklıdır? Moleküllerin hangi kısmı özelliklerinin belirlenmesinde etkilidir? Bu bileşikler hangi ölçütlerle gruplandırılabilir?</w:t>
       </w:r>
     </w:p>
-    <w:p>
-      <w:pPr>
+    <w:tbl>
+      <w:tblPr>
+        <w:tblW w:w="9000" w:type="dxa"/>
         <w:jc w:val="center"/>
-      </w:pPr>
-      <w:r>
-        <w:drawing>
-          <wp:inline xmlns:a="http://schemas.openxmlformats.org/drawingml/2006/main" xmlns:pic="http://schemas.openxmlformats.org/drawingml/2006/picture">
-            <wp:extent cx="3458371" cy="2520000"/>
-            <wp:docPr id="900009" name="Picture 900009"/>
-            <wp:cNvGraphicFramePr>
-              <a:graphicFrameLocks noChangeAspect="1"/>
-            </wp:cNvGraphicFramePr>
-            <a:graphic>
-              <a:graphicData uri="http://schemas.openxmlformats.org/drawingml/2006/picture">
-                <pic:pic>
-                  <pic:nvPicPr>
-                    <pic:cNvPr id="0" name="1461876668_d.jpg"/>
-                    <pic:cNvPicPr/>
-                  </pic:nvPicPr>
-                  <pic:blipFill>
-                    <a:blip r:embed="rId11"/>
-                    <a:stretch>
-                      <a:fillRect/>
-                    </a:stretch>
-                  </pic:blipFill>
-                  <pic:spPr>
-                    <a:xfrm>
-                      <a:off x="0" y="0"/>
-                      <a:ext cx="3458371" cy="2520000"/>
-                    </a:xfrm>
-                    <a:prstGeom prst="rect"/>
-                  </pic:spPr>
-                </pic:pic>
-              </a:graphicData>
-            </a:graphic>
-          </wp:inline>
-        </w:drawing>
-      </w:r>
-    </w:p>
-    <w:p>
-      <w:pPr>
-        <w:jc w:val="center"/>
-      </w:pPr>
-      <w:r>
-        <w:rPr>
-          <w:rFonts w:ascii="Times New Roman" w:hAnsi="Times New Roman" w:cs="Times New Roman"/>
-          <w:b/>
-          <w:bCs/>
-          <w:highlight w:val="yellow"/>
-          <w:lang w:val="tr-TR"/>
-        </w:rPr>
-        <w:t xml:space="preserve">Shutter id: 1461876668</w:t>
-      </w:r>
-    </w:p>
-    <w:p>
-      <w:pPr>
-        <w:jc w:val="center"/>
-        <w:rPr>
-          <w:rFonts w:ascii="Times New Roman" w:hAnsi="Times New Roman" w:cs="Times New Roman"/>
-          <w:lang w:val="tr-TR"/>
-        </w:rPr>
-      </w:pPr>
-      <w:r>
-        <w:rPr>
-          <w:rFonts w:ascii="Times New Roman" w:hAnsi="Times New Roman" w:cs="Times New Roman"/>
-          <w:b/>
-          <w:bCs/>
-          <w:lang w:val="tr-TR"/>
-        </w:rPr>
-        <w:t xml:space="preserve">Görsel A:</w:t>
-      </w:r>
-      <w:r>
-        <w:rPr>
-          <w:rFonts w:ascii="Times New Roman" w:hAnsi="Times New Roman" w:cs="Times New Roman"/>
-          <w:lang w:val="tr-TR"/>
-        </w:rPr>
-        <w:t xml:space="preserve"> Dezenfektan, aseton ve sirke</w:t>
-      </w:r>
-    </w:p>
+        <w:tblBorders>
+          <w:top w:val="nil"/>
+          <w:left w:val="nil"/>
+          <w:bottom w:val="nil"/>
+          <w:right w:val="nil"/>
+          <w:insideH w:val="nil"/>
+          <w:insideV w:val="nil"/>
+        </w:tblBorders>
+        <w:tblLayout w:type="fixed"/>
+      </w:tblPr>
+      <w:tblGrid>
+        <w:gridCol w:w="4500"/>
+        <w:gridCol w:w="4500"/>
+      </w:tblGrid>
+      <w:tr>
+        <w:tc>
+          <w:tcPr>
+            <w:tcW w:w="4500" w:type="dxa"/>
+          </w:tcPr>
+          <w:p>
+            <w:pPr>
+              <w:jc w:val="center"/>
+            </w:pPr>
+            <w:r>
+              <w:drawing>
+                <wp:inline xmlns:a="http://schemas.openxmlformats.org/drawingml/2006/main" xmlns:pic="http://schemas.openxmlformats.org/drawingml/2006/picture">
+                  <wp:extent cx="2628000" cy="1914936"/>
+                  <wp:docPr id="900009" name="Picture 900009"/>
+                  <wp:cNvGraphicFramePr>
+                    <a:graphicFrameLocks noChangeAspect="1"/>
+                  </wp:cNvGraphicFramePr>
+                  <a:graphic>
+                    <a:graphicData uri="http://schemas.openxmlformats.org/drawingml/2006/picture">
+                      <pic:pic>
+                        <pic:nvPicPr>
+                          <pic:cNvPr id="0" name="1461876668_d.jpg"/>
+                          <pic:cNvPicPr/>
+                        </pic:nvPicPr>
+                        <pic:blipFill>
+                          <a:blip r:embed="rId11"/>
+                          <a:stretch>
+                            <a:fillRect/>
+                          </a:stretch>
+                        </pic:blipFill>
+                        <pic:spPr>
+                          <a:xfrm>
+                            <a:off x="0" y="0"/>
+                            <a:ext cx="2628000" cy="1914936"/>
+                          </a:xfrm>
+                          <a:prstGeom prst="rect"/>
+                        </pic:spPr>
+                      </pic:pic>
+                    </a:graphicData>
+                  </a:graphic>
+                </wp:inline>
+              </w:drawing>
+            </w:r>
+          </w:p>
+          <w:p>
+            <w:pPr>
+              <w:jc w:val="center"/>
+            </w:pPr>
+            <w:r>
+              <w:rPr>
+                <w:rFonts w:ascii="Times New Roman" w:hAnsi="Times New Roman" w:cs="Times New Roman"/>
+                <w:b/>
+                <w:bCs/>
+                <w:highlight w:val="yellow"/>
+                <w:lang w:val="tr-TR"/>
+              </w:rPr>
+              <w:t xml:space="preserve">Shutter id: 1461876668</w:t>
+            </w:r>
+          </w:p>
+          <w:p>
+            <w:pPr>
+              <w:jc w:val="center"/>
+              <w:rPr>
+                <w:rFonts w:ascii="Times New Roman" w:hAnsi="Times New Roman" w:cs="Times New Roman"/>
+                <w:lang w:val="tr-TR"/>
+              </w:rPr>
+            </w:pPr>
+            <w:r>
+              <w:rPr>
+                <w:rFonts w:ascii="Times New Roman" w:hAnsi="Times New Roman" w:cs="Times New Roman"/>
+                <w:b/>
+                <w:bCs/>
+                <w:lang w:val="tr-TR"/>
+              </w:rPr>
+              <w:t xml:space="preserve">Görsel A:</w:t>
+            </w:r>
+            <w:r>
+              <w:rPr>
+                <w:rFonts w:ascii="Times New Roman" w:hAnsi="Times New Roman" w:cs="Times New Roman"/>
+                <w:lang w:val="tr-TR"/>
+              </w:rPr>
+              <w:t xml:space="preserve"> Dezenfektan, aseton ve sirke</w:t>
+            </w:r>
+          </w:p>
+        </w:tc>
+        <w:tc>
+          <w:tcPr>
+            <w:tcW w:w="4500" w:type="dxa"/>
+          </w:tcPr>
+          <w:p>
+            <w:pPr>
+              <w:jc w:val="center"/>
+            </w:pPr>
+            <w:r>
+              <w:drawing>
+                <wp:inline xmlns:a="http://schemas.openxmlformats.org/drawingml/2006/main" xmlns:pic="http://schemas.openxmlformats.org/drawingml/2006/picture">
+                  <wp:extent cx="2628000" cy="1930704"/>
+                  <wp:docPr id="900011" name="Picture 900011"/>
+                  <wp:cNvGraphicFramePr>
+                    <a:graphicFrameLocks noChangeAspect="1"/>
+                  </wp:cNvGraphicFramePr>
+                  <a:graphic>
+                    <a:graphicData uri="http://schemas.openxmlformats.org/drawingml/2006/picture">
+                      <pic:pic>
+                        <pic:nvPicPr>
+                          <pic:cNvPr id="0" name="2738136033_d.jpg"/>
+                          <pic:cNvPicPr/>
+                        </pic:nvPicPr>
+                        <pic:blipFill>
+                          <a:blip r:embed="rId13"/>
+                          <a:stretch>
+                            <a:fillRect/>
+                          </a:stretch>
+                        </pic:blipFill>
+                        <pic:spPr>
+                          <a:xfrm>
+                            <a:off x="0" y="0"/>
+                            <a:ext cx="2628000" cy="1930704"/>
+                          </a:xfrm>
+                          <a:prstGeom prst="rect"/>
+                        </pic:spPr>
+                      </pic:pic>
+                    </a:graphicData>
+                  </a:graphic>
+                </wp:inline>
+              </w:drawing>
+            </w:r>
+          </w:p>
+          <w:p>
+            <w:pPr>
+              <w:jc w:val="center"/>
+            </w:pPr>
+            <w:r>
+              <w:rPr>
+                <w:rFonts w:ascii="Times New Roman" w:hAnsi="Times New Roman" w:cs="Times New Roman"/>
+                <w:b/>
+                <w:bCs/>
+                <w:highlight w:val="yellow"/>
+                <w:lang w:val="tr-TR"/>
+              </w:rPr>
+              <w:t xml:space="preserve">Shutter id: 2738136033</w:t>
+            </w:r>
+          </w:p>
+          <w:p>
+            <w:pPr>
+              <w:jc w:val="center"/>
+              <w:rPr>
+                <w:rFonts w:ascii="Times New Roman" w:hAnsi="Times New Roman" w:cs="Times New Roman"/>
+                <w:lang w:val="tr-TR"/>
+              </w:rPr>
+            </w:pPr>
+            <w:r>
+              <w:rPr>
+                <w:rFonts w:ascii="Times New Roman" w:hAnsi="Times New Roman" w:cs="Times New Roman"/>
+                <w:b/>
+                <w:bCs/>
+                <w:lang w:val="tr-TR"/>
+              </w:rPr>
+              <w:t xml:space="preserve">Görsel B:</w:t>
+            </w:r>
+            <w:r>
+              <w:rPr>
+                <w:rFonts w:ascii="Times New Roman" w:hAnsi="Times New Roman" w:cs="Times New Roman"/>
+                <w:lang w:val="tr-TR"/>
+              </w:rPr>
+              <w:t xml:space="preserve"> Oje çıkarmak için pamuğa aseton dökülmesi</w:t>
+            </w:r>
+          </w:p>
+        </w:tc>
+      </w:tr>
+    </w:tbl>
     <w:p>
       <w:pPr>
         <w:jc w:val="both"/>
@@ -5763,7 +5873,7 @@
           <w:rFonts w:ascii="Times New Roman" w:hAnsi="Times New Roman" w:cs="Times New Roman"/>
           <w:lang w:val="tr-TR"/>
         </w:rPr>
-        <w:t xml:space="preserve">Bu sınıfların yapısal özellikleri aşağıda açıklanmıştır (Görsel B).</w:t>
+        <w:t xml:space="preserve">Bu sınıfların yapısal özellikleri aşağıda açıklanmıştır (Görsel C).</w:t>
       </w:r>
     </w:p>
     <w:p>
@@ -6160,7 +6270,7 @@
           <w:rFonts w:ascii="Times New Roman" w:hAnsi="Times New Roman" w:cs="Times New Roman"/>
           <w:lang w:val="tr-TR"/>
         </w:rPr>
-        <w:t xml:space="preserve">Görsel B:</w:t>
+        <w:t xml:space="preserve">Görsel C:</w:t>
       </w:r>
       <w:r>
         <w:rPr>
